--- a/campaign-checklist/사용안내_체크리스트생성기_v2.docx
+++ b/campaign-checklist/사용안내_체크리스트생성기_v2.docx
@@ -190,7 +190,7 @@
           <w:sz w:val="15"/>
           <w:szCs w:val="15"/>
         </w:rPr>
-        <w:t xml:space="preserve">프리셋: A 이벤트 페이지 캠페인 · B 협회 제휴 캠페인 · C 쿠폰·할인 프로모션 · D 콘텐츠 인지 캠페인 · E 직접 선택(고정 모듈만)</w:t>
+        <w:t xml:space="preserve">프리셋: A 이벤트 페이지 캠페인 · B 주주사·협회 제휴 캠페인 · C 쿠폰·할인 프로모션 · D 콘텐츠 인지 캠페인 · E 직접 선택(고정 모듈만)</w:t>
       </w:r>
     </w:p>
     <w:p>
@@ -1417,7 +1417,7 @@
         <w:tc>
           <w:tcPr>
             <w:tcW w:type="dxa" w:w="950"/>
-            <w:vMerge w:val="restart"/>
+            <w:vMerge w:val="continue"/>
             <w:tcBorders>
               <w:top w:val="single" w:color="C4CDD6" w:sz="4"/>
               <w:left w:val="single" w:color="C4CDD6" w:sz="4"/>
@@ -1447,7 +1447,7 @@
                 <w:sz w:val="15"/>
                 <w:szCs w:val="15"/>
               </w:rPr>
-              <w:t xml:space="preserve">채널</w:t>
+              <w:t xml:space="preserve"/>
             </w:r>
           </w:p>
         </w:tc>
@@ -1483,18 +1483,18 @@
                 <w:sz w:val="15"/>
                 <w:szCs w:val="15"/>
               </w:rPr>
-              <w:t xml:space="preserve">C1~C12 </w:t>
-            </w:r>
-            <w:r>
-              <w:rPr>
-                <w:rFonts w:ascii="Malgun Gothic" w:cs="Malgun Gothic" w:eastAsia="Malgun Gothic" w:hAnsi="Malgun Gothic"/>
-                <w:b/>
-                <w:bCs/>
-                <w:color w:val="26303A"/>
-                <w:sz w:val="15"/>
-                <w:szCs w:val="15"/>
-              </w:rPr>
-              <w:t xml:space="preserve">노출 채널</w:t>
+              <w:t xml:space="preserve">C1~C14 </w:t>
+            </w:r>
+            <w:r>
+              <w:rPr>
+                <w:rFonts w:ascii="Malgun Gothic" w:cs="Malgun Gothic" w:eastAsia="Malgun Gothic" w:hAnsi="Malgun Gothic"/>
+                <w:b/>
+                <w:bCs/>
+                <w:color w:val="26303A"/>
+                <w:sz w:val="15"/>
+                <w:szCs w:val="15"/>
+              </w:rPr>
+              <w:t xml:space="preserve">노출 채널 확정</w:t>
             </w:r>
           </w:p>
         </w:tc>
@@ -1527,7 +1527,7 @@
                 <w:sz w:val="15"/>
                 <w:szCs w:val="15"/>
               </w:rPr>
-              <w:t xml:space="preserve">자사(팝업·배너·전시·홈페이지·알림) / 외부(블로그·인스타·뉴스레터) / 제휴(협회·플랫폼) / 유료 광고 / 오프라인 — 선택한 채널마다 ①노출 확정 → ②초안 요청·③시안 확정 → ④게시 → ⑤노출 검수 → ⑥종료 후 내림 과업이 각 단계에 자동 배치</w:t>
+              <w:t xml:space="preserve">주주사(더존 4종 배너·팝업[위하고 협조전]·더존 고객센터 배너[홍보실]·신한 기업뱅킹 배너·메뉴·쏠비즈 팝업·론앤비즈 배너) / 자체(공식 홈페이지, 크레디뷰 로그인 전·후) / 광고(메타·네이버·구글·블로그 바이럴) / 협회(배너·팝업 배포) — 채널마다 [노출 확정→초안·시안→게시·집행→검수→종료 내림] 자동 배치</w:t>
             </w:r>
           </w:p>
         </w:tc>
@@ -2825,7 +2825,7 @@
                 <w:sz w:val="15"/>
                 <w:szCs w:val="15"/>
               </w:rPr>
-              <w:t xml:space="preserve">공통: 법적 고지 반영·오픈 준비 승인 + 선택 모듈별 자동 생성 — P1 법무 회신 / P3 UTM 집계 / D1·V1 화면·호환·링크·리다이렉션 / P4 쿠폰 발급·사용 / P5 경품 준비 / C9·C10 제휴 노출 / D3 팝업 / V2 응모 폼</w:t>
+              <w:t xml:space="preserve">공통: 법적 고지 반영·오픈 준비 승인 + 선택 모듈별 자동 생성 — P1 법무 회신 / P3 UTM 집계 / D1·V1 화면·호환·링크·리다이렉션 / P4 쿠폰 발급·사용 / P5 경품 준비 / 주주사·협회 채널 노출 / D3 팝업 / V2 응모 폼</w:t>
             </w:r>
           </w:p>
         </w:tc>
@@ -3408,7 +3408,7 @@
                 <w:sz w:val="15"/>
                 <w:szCs w:val="15"/>
               </w:rPr>
-              <w:t xml:space="preserve">P7 ↔ D1·V1 상호 체크 / P4·P5 → V3 / P5 → O2·O3 / 제휴 채널(C9·C10) → P1 / D3·D5 → V4 / V2 → P1 / P2 → 예산 입력란 표시 · 자동 체크는 사유가 표시되며, 해제하면 경고 목록으로 안내</w:t>
+              <w:t xml:space="preserve">P7 ↔ D1·V1 상호 체크 / P4·P5 → V3 / P5 → O2·O3 / 주주사·협회 채널(더존·신한·협회) → P1 / D3·D5 → V4 / V2 → P1 / P2 → 예산 입력란 표시 · 자동 체크는 사유가 표시되며, 해제하면 경고 목록으로 안내</w:t>
             </w:r>
           </w:p>
         </w:tc>
@@ -3479,7 +3479,7 @@
                 <w:sz w:val="15"/>
                 <w:szCs w:val="15"/>
               </w:rPr>
-              <w:t xml:space="preserve">시작일 역산 기본값: 기획 D-28 · 채널/디자인 D-21 · 개발 D-14 · 검수 D-7 · 오픈 D-Day — 준비 기간 4주 미만 시 비율 압축, 행별 직접 수정 가능</w:t>
+              <w:t xml:space="preserve">시작일 역산 기본값: 기획 D-28 · 디자인 D-21 · 개발 D-14 · 검수 D-7 · 오픈 D-Day — 준비 기간 4주 미만 시 비율 압축, 행별 직접 수정 가능</w:t>
             </w:r>
           </w:p>
         </w:tc>
@@ -3567,7 +3567,7 @@
           <w:sz w:val="14"/>
           <w:szCs w:val="14"/>
         </w:rPr>
-        <w:t xml:space="preserve">※ 과업·채널 항목 수정은 index.html 상단 [데이터 정의] 배열만 고치면 됨(폴더 내 README 참조). 채널 목록(C1~C12)은 미확정 초안 — 확정 시 CHANNELS 배열만 갱신.</w:t>
+        <w:t xml:space="preserve">※ 과업·채널 항목 수정은 index.html 상단 [데이터 정의] 배열만 고치면 됨(폴더 내 README 참조). 채널 목록(C1~C14) 변경 시 CHANNELS 배열만 갱신.</w:t>
       </w:r>
     </w:p>
     <w:sectPr>

--- a/campaign-checklist/사용안내_체크리스트생성기_v2.docx
+++ b/campaign-checklist/사용안내_체크리스트생성기_v2.docx
@@ -1527,7 +1527,7 @@
                 <w:sz w:val="15"/>
                 <w:szCs w:val="15"/>
               </w:rPr>
-              <w:t xml:space="preserve">주주사(더존 4종 배너·팝업[위하고 협조전]·더존 고객센터 배너[홍보실]·신한 기업뱅킹 배너·메뉴·쏠비즈 팝업·론앤비즈 배너) / 자체(공식 홈페이지, 크레디뷰 로그인 전·후) / 광고(메타·네이버·구글·블로그 바이럴) / 협회(배너·팝업 배포) — 채널마다 [노출 확정→초안·시안→게시·집행→검수→종료 내림] 자동 배치</w:t>
+              <w:t xml:space="preserve">기획 단계에서 노출 채널 확정 (상세: 아래 3. 노출 채널 구성 표) — 선택한 채널마다 [노출 확정(기획) → 초안 요청·시안 확정(디자인) → 게시·집행(개발) → 노출 검수(검수) → 종료 내림·중단(오픈)] 과업 자동 배치</w:t>
             </w:r>
           </w:p>
         </w:tc>
@@ -3323,7 +3323,2667 @@
           <w:sz w:val="20"/>
           <w:szCs w:val="20"/>
         </w:rPr>
-        <w:t xml:space="preserve">3. 자동 규칙</w:t>
+        <w:t xml:space="preserve">3. 노출 채널 구성  (채널마다 게시 주체·진행 절차가 다름 · 링크드인은 진행하지 않음)</w:t>
+      </w:r>
+    </w:p>
+    <w:tbl>
+      <w:tblPr>
+        <w:tblW w:type="dxa" w:w="10360"/>
+        <w:tblBorders>
+          <w:top w:val="single" w:color="auto" w:sz="4"/>
+          <w:left w:val="single" w:color="auto" w:sz="4"/>
+          <w:bottom w:val="single" w:color="auto" w:sz="4"/>
+          <w:right w:val="single" w:color="auto" w:sz="4"/>
+          <w:insideH w:val="single" w:color="auto" w:sz="4"/>
+          <w:insideV w:val="single" w:color="auto" w:sz="4"/>
+        </w:tblBorders>
+      </w:tblPr>
+      <w:tblGrid>
+        <w:gridCol w:w="1150"/>
+        <w:gridCol w:w="950"/>
+        <w:gridCol w:w="3960"/>
+        <w:gridCol w:w="1900"/>
+        <w:gridCol w:w="2400"/>
+      </w:tblGrid>
+      <w:tr>
+        <w:trPr>
+          <w:tblHeader/>
+        </w:trPr>
+        <w:tc>
+          <w:tcPr>
+            <w:tcW w:type="dxa" w:w="1150"/>
+            <w:tcBorders>
+              <w:top w:val="single" w:color="C4CDD6" w:sz="4"/>
+              <w:left w:val="single" w:color="C4CDD6" w:sz="4"/>
+              <w:bottom w:val="single" w:color="C4CDD6" w:sz="4"/>
+              <w:right w:val="single" w:color="C4CDD6" w:sz="4"/>
+            </w:tcBorders>
+            <w:shd w:fill="E0E6EC" w:val="clear"/>
+            <w:tcMar>
+              <w:top w:type="dxa" w:w="25"/>
+              <w:left w:type="dxa" w:w="70"/>
+              <w:bottom w:type="dxa" w:w="25"/>
+              <w:right w:type="dxa" w:w="70"/>
+            </w:tcMar>
+            <w:vAlign w:val="center"/>
+          </w:tcPr>
+          <w:p>
+            <w:pPr>
+              <w:spacing w:after="0"/>
+              <w:jc w:val="center"/>
+            </w:pPr>
+            <w:r>
+              <w:rPr>
+                <w:rFonts w:ascii="Malgun Gothic" w:cs="Malgun Gothic" w:eastAsia="Malgun Gothic" w:hAnsi="Malgun Gothic"/>
+                <w:b/>
+                <w:bCs/>
+                <w:color w:val="26303A"/>
+                <w:sz w:val="15"/>
+                <w:szCs w:val="15"/>
+              </w:rPr>
+              <w:t xml:space="preserve">유형</w:t>
+            </w:r>
+          </w:p>
+        </w:tc>
+        <w:tc>
+          <w:tcPr>
+            <w:tcW w:type="dxa" w:w="950"/>
+            <w:tcBorders>
+              <w:top w:val="single" w:color="C4CDD6" w:sz="4"/>
+              <w:left w:val="single" w:color="C4CDD6" w:sz="4"/>
+              <w:bottom w:val="single" w:color="C4CDD6" w:sz="4"/>
+              <w:right w:val="single" w:color="C4CDD6" w:sz="4"/>
+            </w:tcBorders>
+            <w:shd w:fill="E0E6EC" w:val="clear"/>
+            <w:tcMar>
+              <w:top w:type="dxa" w:w="25"/>
+              <w:left w:type="dxa" w:w="70"/>
+              <w:bottom w:type="dxa" w:w="25"/>
+              <w:right w:type="dxa" w:w="70"/>
+            </w:tcMar>
+            <w:vAlign w:val="center"/>
+          </w:tcPr>
+          <w:p>
+            <w:pPr>
+              <w:spacing w:after="0"/>
+              <w:jc w:val="center"/>
+            </w:pPr>
+            <w:r>
+              <w:rPr>
+                <w:rFonts w:ascii="Malgun Gothic" w:cs="Malgun Gothic" w:eastAsia="Malgun Gothic" w:hAnsi="Malgun Gothic"/>
+                <w:b/>
+                <w:bCs/>
+                <w:color w:val="26303A"/>
+                <w:sz w:val="15"/>
+                <w:szCs w:val="15"/>
+              </w:rPr>
+              <w:t xml:space="preserve">코드</w:t>
+            </w:r>
+          </w:p>
+        </w:tc>
+        <w:tc>
+          <w:tcPr>
+            <w:tcW w:type="dxa" w:w="3960"/>
+            <w:tcBorders>
+              <w:top w:val="single" w:color="C4CDD6" w:sz="4"/>
+              <w:left w:val="single" w:color="C4CDD6" w:sz="4"/>
+              <w:bottom w:val="single" w:color="C4CDD6" w:sz="4"/>
+              <w:right w:val="single" w:color="C4CDD6" w:sz="4"/>
+            </w:tcBorders>
+            <w:shd w:fill="E0E6EC" w:val="clear"/>
+            <w:tcMar>
+              <w:top w:type="dxa" w:w="25"/>
+              <w:left w:type="dxa" w:w="70"/>
+              <w:bottom w:type="dxa" w:w="25"/>
+              <w:right w:type="dxa" w:w="70"/>
+            </w:tcMar>
+            <w:vAlign w:val="center"/>
+          </w:tcPr>
+          <w:p>
+            <w:pPr>
+              <w:spacing w:after="0"/>
+              <w:jc w:val="center"/>
+            </w:pPr>
+            <w:r>
+              <w:rPr>
+                <w:rFonts w:ascii="Malgun Gothic" w:cs="Malgun Gothic" w:eastAsia="Malgun Gothic" w:hAnsi="Malgun Gothic"/>
+                <w:b/>
+                <w:bCs/>
+                <w:color w:val="26303A"/>
+                <w:sz w:val="15"/>
+                <w:szCs w:val="15"/>
+              </w:rPr>
+              <w:t xml:space="preserve">채널</w:t>
+            </w:r>
+          </w:p>
+        </w:tc>
+        <w:tc>
+          <w:tcPr>
+            <w:tcW w:type="dxa" w:w="1900"/>
+            <w:tcBorders>
+              <w:top w:val="single" w:color="C4CDD6" w:sz="4"/>
+              <w:left w:val="single" w:color="C4CDD6" w:sz="4"/>
+              <w:bottom w:val="single" w:color="C4CDD6" w:sz="4"/>
+              <w:right w:val="single" w:color="C4CDD6" w:sz="4"/>
+            </w:tcBorders>
+            <w:shd w:fill="E0E6EC" w:val="clear"/>
+            <w:tcMar>
+              <w:top w:type="dxa" w:w="25"/>
+              <w:left w:type="dxa" w:w="70"/>
+              <w:bottom w:type="dxa" w:w="25"/>
+              <w:right w:type="dxa" w:w="70"/>
+            </w:tcMar>
+            <w:vAlign w:val="center"/>
+          </w:tcPr>
+          <w:p>
+            <w:pPr>
+              <w:spacing w:after="0"/>
+              <w:jc w:val="center"/>
+            </w:pPr>
+            <w:r>
+              <w:rPr>
+                <w:rFonts w:ascii="Malgun Gothic" w:cs="Malgun Gothic" w:eastAsia="Malgun Gothic" w:hAnsi="Malgun Gothic"/>
+                <w:b/>
+                <w:bCs/>
+                <w:color w:val="26303A"/>
+                <w:sz w:val="15"/>
+                <w:szCs w:val="15"/>
+              </w:rPr>
+              <w:t xml:space="preserve">게시 주체</w:t>
+            </w:r>
+          </w:p>
+        </w:tc>
+        <w:tc>
+          <w:tcPr>
+            <w:tcW w:type="dxa" w:w="2400"/>
+            <w:tcBorders>
+              <w:top w:val="single" w:color="C4CDD6" w:sz="4"/>
+              <w:left w:val="single" w:color="C4CDD6" w:sz="4"/>
+              <w:bottom w:val="single" w:color="C4CDD6" w:sz="4"/>
+              <w:right w:val="single" w:color="C4CDD6" w:sz="4"/>
+            </w:tcBorders>
+            <w:shd w:fill="E0E6EC" w:val="clear"/>
+            <w:tcMar>
+              <w:top w:type="dxa" w:w="25"/>
+              <w:left w:type="dxa" w:w="70"/>
+              <w:bottom w:type="dxa" w:w="25"/>
+              <w:right w:type="dxa" w:w="70"/>
+            </w:tcMar>
+            <w:vAlign w:val="center"/>
+          </w:tcPr>
+          <w:p>
+            <w:pPr>
+              <w:spacing w:after="0"/>
+              <w:jc w:val="center"/>
+            </w:pPr>
+            <w:r>
+              <w:rPr>
+                <w:rFonts w:ascii="Malgun Gothic" w:cs="Malgun Gothic" w:eastAsia="Malgun Gothic" w:hAnsi="Malgun Gothic"/>
+                <w:b/>
+                <w:bCs/>
+                <w:color w:val="26303A"/>
+                <w:sz w:val="15"/>
+                <w:szCs w:val="15"/>
+              </w:rPr>
+              <w:t xml:space="preserve">진행 특이사항</w:t>
+            </w:r>
+          </w:p>
+        </w:tc>
+      </w:tr>
+      <w:tr>
+        <w:tc>
+          <w:tcPr>
+            <w:tcW w:type="dxa" w:w="1150"/>
+            <w:vMerge w:val="restart"/>
+            <w:tcBorders>
+              <w:top w:val="single" w:color="C4CDD6" w:sz="4"/>
+              <w:left w:val="single" w:color="C4CDD6" w:sz="4"/>
+              <w:bottom w:val="single" w:color="C4CDD6" w:sz="4"/>
+              <w:right w:val="single" w:color="C4CDD6" w:sz="4"/>
+            </w:tcBorders>
+            <w:shd w:fill="E0E6EC" w:val="clear"/>
+            <w:tcMar>
+              <w:top w:type="dxa" w:w="25"/>
+              <w:left w:type="dxa" w:w="70"/>
+              <w:bottom w:type="dxa" w:w="25"/>
+              <w:right w:type="dxa" w:w="70"/>
+            </w:tcMar>
+            <w:vAlign w:val="center"/>
+          </w:tcPr>
+          <w:p>
+            <w:pPr>
+              <w:spacing w:after="0"/>
+              <w:jc w:val="center"/>
+            </w:pPr>
+            <w:r>
+              <w:rPr>
+                <w:rFonts w:ascii="Malgun Gothic" w:cs="Malgun Gothic" w:eastAsia="Malgun Gothic" w:hAnsi="Malgun Gothic"/>
+                <w:b/>
+                <w:bCs/>
+                <w:color w:val="26303A"/>
+                <w:sz w:val="15"/>
+                <w:szCs w:val="15"/>
+              </w:rPr>
+              <w:t xml:space="preserve">주주사</w:t>
+            </w:r>
+          </w:p>
+        </w:tc>
+        <w:tc>
+          <w:tcPr>
+            <w:tcW w:type="dxa" w:w="950"/>
+            <w:tcBorders>
+              <w:top w:val="single" w:color="C4CDD6" w:sz="4"/>
+              <w:left w:val="single" w:color="C4CDD6" w:sz="4"/>
+              <w:bottom w:val="single" w:color="C4CDD6" w:sz="4"/>
+              <w:right w:val="single" w:color="C4CDD6" w:sz="4"/>
+            </w:tcBorders>
+            <w:shd w:fill="EDF1F5" w:val="clear"/>
+            <w:tcMar>
+              <w:top w:type="dxa" w:w="25"/>
+              <w:left w:type="dxa" w:w="70"/>
+              <w:bottom w:type="dxa" w:w="25"/>
+              <w:right w:type="dxa" w:w="70"/>
+            </w:tcMar>
+            <w:vAlign w:val="center"/>
+          </w:tcPr>
+          <w:p>
+            <w:pPr>
+              <w:spacing w:after="0"/>
+              <w:jc w:val="center"/>
+            </w:pPr>
+            <w:r>
+              <w:rPr>
+                <w:rFonts w:ascii="Malgun Gothic" w:cs="Malgun Gothic" w:eastAsia="Malgun Gothic" w:hAnsi="Malgun Gothic"/>
+                <w:b/>
+                <w:bCs/>
+                <w:color w:val="3E5C76"/>
+                <w:sz w:val="14"/>
+                <w:szCs w:val="14"/>
+              </w:rPr>
+              <w:t xml:space="preserve">C1</w:t>
+            </w:r>
+          </w:p>
+        </w:tc>
+        <w:tc>
+          <w:tcPr>
+            <w:tcW w:type="dxa" w:w="3960"/>
+            <w:tcBorders>
+              <w:top w:val="single" w:color="C4CDD6" w:sz="4"/>
+              <w:left w:val="single" w:color="C4CDD6" w:sz="4"/>
+              <w:bottom w:val="single" w:color="C4CDD6" w:sz="4"/>
+              <w:right w:val="single" w:color="C4CDD6" w:sz="4"/>
+            </w:tcBorders>
+            <w:tcMar>
+              <w:top w:type="dxa" w:w="25"/>
+              <w:left w:type="dxa" w:w="70"/>
+              <w:bottom w:type="dxa" w:w="25"/>
+              <w:right w:type="dxa" w:w="70"/>
+            </w:tcMar>
+            <w:vAlign w:val="center"/>
+          </w:tcPr>
+          <w:p>
+            <w:pPr>
+              <w:spacing w:after="0"/>
+              <w:jc w:val="left"/>
+            </w:pPr>
+            <w:r>
+              <w:rPr>
+                <w:rFonts w:ascii="Malgun Gothic" w:cs="Malgun Gothic" w:eastAsia="Malgun Gothic" w:hAnsi="Malgun Gothic"/>
+                <w:color w:val="26303A"/>
+                <w:sz w:val="14"/>
+                <w:szCs w:val="14"/>
+              </w:rPr>
+              <w:t xml:space="preserve">더존 4종 배너 + 팝업</w:t>
+            </w:r>
+          </w:p>
+        </w:tc>
+        <w:tc>
+          <w:tcPr>
+            <w:tcW w:type="dxa" w:w="1900"/>
+            <w:tcBorders>
+              <w:top w:val="single" w:color="C4CDD6" w:sz="4"/>
+              <w:left w:val="single" w:color="C4CDD6" w:sz="4"/>
+              <w:bottom w:val="single" w:color="C4CDD6" w:sz="4"/>
+              <w:right w:val="single" w:color="C4CDD6" w:sz="4"/>
+            </w:tcBorders>
+            <w:tcMar>
+              <w:top w:type="dxa" w:w="25"/>
+              <w:left w:type="dxa" w:w="70"/>
+              <w:bottom w:type="dxa" w:w="25"/>
+              <w:right w:type="dxa" w:w="70"/>
+            </w:tcMar>
+            <w:vAlign w:val="center"/>
+          </w:tcPr>
+          <w:p>
+            <w:pPr>
+              <w:spacing w:after="0"/>
+              <w:jc w:val="left"/>
+            </w:pPr>
+            <w:r>
+              <w:rPr>
+                <w:rFonts w:ascii="Malgun Gothic" w:cs="Malgun Gothic" w:eastAsia="Malgun Gothic" w:hAnsi="Malgun Gothic"/>
+                <w:color w:val="26303A"/>
+                <w:sz w:val="14"/>
+                <w:szCs w:val="14"/>
+              </w:rPr>
+              <w:t xml:space="preserve">위하고 협업플랫폼</w:t>
+            </w:r>
+          </w:p>
+        </w:tc>
+        <w:tc>
+          <w:tcPr>
+            <w:tcW w:type="dxa" w:w="2400"/>
+            <w:tcBorders>
+              <w:top w:val="single" w:color="C4CDD6" w:sz="4"/>
+              <w:left w:val="single" w:color="C4CDD6" w:sz="4"/>
+              <w:bottom w:val="single" w:color="C4CDD6" w:sz="4"/>
+              <w:right w:val="single" w:color="C4CDD6" w:sz="4"/>
+            </w:tcBorders>
+            <w:tcMar>
+              <w:top w:type="dxa" w:w="25"/>
+              <w:left w:type="dxa" w:w="70"/>
+              <w:bottom w:type="dxa" w:w="25"/>
+              <w:right w:type="dxa" w:w="70"/>
+            </w:tcMar>
+            <w:vAlign w:val="center"/>
+          </w:tcPr>
+          <w:p>
+            <w:pPr>
+              <w:spacing w:after="0"/>
+              <w:jc w:val="left"/>
+            </w:pPr>
+            <w:r>
+              <w:rPr>
+                <w:rFonts w:ascii="Malgun Gothic" w:cs="Malgun Gothic" w:eastAsia="Malgun Gothic" w:hAnsi="Malgun Gothic"/>
+                <w:color w:val="5B6773"/>
+                <w:sz w:val="13"/>
+                <w:szCs w:val="13"/>
+              </w:rPr>
+              <w:t xml:space="preserve">변경 시마다 협조전 상신 필요</w:t>
+            </w:r>
+          </w:p>
+        </w:tc>
+      </w:tr>
+      <w:tr>
+        <w:tc>
+          <w:tcPr>
+            <w:tcW w:type="dxa" w:w="1150"/>
+            <w:vMerge w:val="continue"/>
+            <w:tcBorders>
+              <w:top w:val="single" w:color="C4CDD6" w:sz="4"/>
+              <w:left w:val="single" w:color="C4CDD6" w:sz="4"/>
+              <w:bottom w:val="single" w:color="C4CDD6" w:sz="4"/>
+              <w:right w:val="single" w:color="C4CDD6" w:sz="4"/>
+            </w:tcBorders>
+            <w:shd w:fill="E0E6EC" w:val="clear"/>
+            <w:tcMar>
+              <w:top w:type="dxa" w:w="25"/>
+              <w:left w:type="dxa" w:w="70"/>
+              <w:bottom w:type="dxa" w:w="25"/>
+              <w:right w:type="dxa" w:w="70"/>
+            </w:tcMar>
+            <w:vAlign w:val="center"/>
+          </w:tcPr>
+          <w:p>
+            <w:pPr>
+              <w:spacing w:after="0"/>
+              <w:jc w:val="center"/>
+            </w:pPr>
+            <w:r>
+              <w:rPr>
+                <w:rFonts w:ascii="Malgun Gothic" w:cs="Malgun Gothic" w:eastAsia="Malgun Gothic" w:hAnsi="Malgun Gothic"/>
+                <w:b/>
+                <w:bCs/>
+                <w:color w:val="26303A"/>
+                <w:sz w:val="15"/>
+                <w:szCs w:val="15"/>
+              </w:rPr>
+              <w:t xml:space="preserve"/>
+            </w:r>
+          </w:p>
+        </w:tc>
+        <w:tc>
+          <w:tcPr>
+            <w:tcW w:type="dxa" w:w="950"/>
+            <w:tcBorders>
+              <w:top w:val="single" w:color="C4CDD6" w:sz="4"/>
+              <w:left w:val="single" w:color="C4CDD6" w:sz="4"/>
+              <w:bottom w:val="single" w:color="C4CDD6" w:sz="4"/>
+              <w:right w:val="single" w:color="C4CDD6" w:sz="4"/>
+            </w:tcBorders>
+            <w:shd w:fill="EDF1F5" w:val="clear"/>
+            <w:tcMar>
+              <w:top w:type="dxa" w:w="25"/>
+              <w:left w:type="dxa" w:w="70"/>
+              <w:bottom w:type="dxa" w:w="25"/>
+              <w:right w:type="dxa" w:w="70"/>
+            </w:tcMar>
+            <w:vAlign w:val="center"/>
+          </w:tcPr>
+          <w:p>
+            <w:pPr>
+              <w:spacing w:after="0"/>
+              <w:jc w:val="center"/>
+            </w:pPr>
+            <w:r>
+              <w:rPr>
+                <w:rFonts w:ascii="Malgun Gothic" w:cs="Malgun Gothic" w:eastAsia="Malgun Gothic" w:hAnsi="Malgun Gothic"/>
+                <w:b/>
+                <w:bCs/>
+                <w:color w:val="3E5C76"/>
+                <w:sz w:val="14"/>
+                <w:szCs w:val="14"/>
+              </w:rPr>
+              <w:t xml:space="preserve">C2</w:t>
+            </w:r>
+          </w:p>
+        </w:tc>
+        <w:tc>
+          <w:tcPr>
+            <w:tcW w:type="dxa" w:w="3960"/>
+            <w:tcBorders>
+              <w:top w:val="single" w:color="C4CDD6" w:sz="4"/>
+              <w:left w:val="single" w:color="C4CDD6" w:sz="4"/>
+              <w:bottom w:val="single" w:color="C4CDD6" w:sz="4"/>
+              <w:right w:val="single" w:color="C4CDD6" w:sz="4"/>
+            </w:tcBorders>
+            <w:tcMar>
+              <w:top w:type="dxa" w:w="25"/>
+              <w:left w:type="dxa" w:w="70"/>
+              <w:bottom w:type="dxa" w:w="25"/>
+              <w:right w:type="dxa" w:w="70"/>
+            </w:tcMar>
+            <w:vAlign w:val="center"/>
+          </w:tcPr>
+          <w:p>
+            <w:pPr>
+              <w:spacing w:after="0"/>
+              <w:jc w:val="left"/>
+            </w:pPr>
+            <w:r>
+              <w:rPr>
+                <w:rFonts w:ascii="Malgun Gothic" w:cs="Malgun Gothic" w:eastAsia="Malgun Gothic" w:hAnsi="Malgun Gothic"/>
+                <w:color w:val="26303A"/>
+                <w:sz w:val="14"/>
+                <w:szCs w:val="14"/>
+              </w:rPr>
+              <w:t xml:space="preserve">더존 온라인 고객센터 배너</w:t>
+            </w:r>
+          </w:p>
+        </w:tc>
+        <w:tc>
+          <w:tcPr>
+            <w:tcW w:type="dxa" w:w="1900"/>
+            <w:tcBorders>
+              <w:top w:val="single" w:color="C4CDD6" w:sz="4"/>
+              <w:left w:val="single" w:color="C4CDD6" w:sz="4"/>
+              <w:bottom w:val="single" w:color="C4CDD6" w:sz="4"/>
+              <w:right w:val="single" w:color="C4CDD6" w:sz="4"/>
+            </w:tcBorders>
+            <w:tcMar>
+              <w:top w:type="dxa" w:w="25"/>
+              <w:left w:type="dxa" w:w="70"/>
+              <w:bottom w:type="dxa" w:w="25"/>
+              <w:right w:type="dxa" w:w="70"/>
+            </w:tcMar>
+            <w:vAlign w:val="center"/>
+          </w:tcPr>
+          <w:p>
+            <w:pPr>
+              <w:spacing w:after="0"/>
+              <w:jc w:val="left"/>
+            </w:pPr>
+            <w:r>
+              <w:rPr>
+                <w:rFonts w:ascii="Malgun Gothic" w:cs="Malgun Gothic" w:eastAsia="Malgun Gothic" w:hAnsi="Malgun Gothic"/>
+                <w:color w:val="26303A"/>
+                <w:sz w:val="14"/>
+                <w:szCs w:val="14"/>
+              </w:rPr>
+              <w:t xml:space="preserve">홍보실</w:t>
+            </w:r>
+          </w:p>
+        </w:tc>
+        <w:tc>
+          <w:tcPr>
+            <w:tcW w:type="dxa" w:w="2400"/>
+            <w:tcBorders>
+              <w:top w:val="single" w:color="C4CDD6" w:sz="4"/>
+              <w:left w:val="single" w:color="C4CDD6" w:sz="4"/>
+              <w:bottom w:val="single" w:color="C4CDD6" w:sz="4"/>
+              <w:right w:val="single" w:color="C4CDD6" w:sz="4"/>
+            </w:tcBorders>
+            <w:tcMar>
+              <w:top w:type="dxa" w:w="25"/>
+              <w:left w:type="dxa" w:w="70"/>
+              <w:bottom w:type="dxa" w:w="25"/>
+              <w:right w:type="dxa" w:w="70"/>
+            </w:tcMar>
+            <w:vAlign w:val="center"/>
+          </w:tcPr>
+          <w:p>
+            <w:pPr>
+              <w:spacing w:after="0"/>
+              <w:jc w:val="left"/>
+            </w:pPr>
+            <w:r>
+              <w:rPr>
+                <w:rFonts w:ascii="Malgun Gothic" w:cs="Malgun Gothic" w:eastAsia="Malgun Gothic" w:hAnsi="Malgun Gothic"/>
+                <w:color w:val="5B6773"/>
+                <w:sz w:val="13"/>
+                <w:szCs w:val="13"/>
+              </w:rPr>
+              <w:t xml:space="preserve">홍보실로 변경 요청</w:t>
+            </w:r>
+          </w:p>
+        </w:tc>
+      </w:tr>
+      <w:tr>
+        <w:tc>
+          <w:tcPr>
+            <w:tcW w:type="dxa" w:w="1150"/>
+            <w:vMerge w:val="continue"/>
+            <w:tcBorders>
+              <w:top w:val="single" w:color="C4CDD6" w:sz="4"/>
+              <w:left w:val="single" w:color="C4CDD6" w:sz="4"/>
+              <w:bottom w:val="single" w:color="C4CDD6" w:sz="4"/>
+              <w:right w:val="single" w:color="C4CDD6" w:sz="4"/>
+            </w:tcBorders>
+            <w:shd w:fill="E0E6EC" w:val="clear"/>
+            <w:tcMar>
+              <w:top w:type="dxa" w:w="25"/>
+              <w:left w:type="dxa" w:w="70"/>
+              <w:bottom w:type="dxa" w:w="25"/>
+              <w:right w:type="dxa" w:w="70"/>
+            </w:tcMar>
+            <w:vAlign w:val="center"/>
+          </w:tcPr>
+          <w:p>
+            <w:pPr>
+              <w:spacing w:after="0"/>
+              <w:jc w:val="center"/>
+            </w:pPr>
+            <w:r>
+              <w:rPr>
+                <w:rFonts w:ascii="Malgun Gothic" w:cs="Malgun Gothic" w:eastAsia="Malgun Gothic" w:hAnsi="Malgun Gothic"/>
+                <w:b/>
+                <w:bCs/>
+                <w:color w:val="26303A"/>
+                <w:sz w:val="15"/>
+                <w:szCs w:val="15"/>
+              </w:rPr>
+              <w:t xml:space="preserve"/>
+            </w:r>
+          </w:p>
+        </w:tc>
+        <w:tc>
+          <w:tcPr>
+            <w:tcW w:type="dxa" w:w="950"/>
+            <w:tcBorders>
+              <w:top w:val="single" w:color="C4CDD6" w:sz="4"/>
+              <w:left w:val="single" w:color="C4CDD6" w:sz="4"/>
+              <w:bottom w:val="single" w:color="C4CDD6" w:sz="4"/>
+              <w:right w:val="single" w:color="C4CDD6" w:sz="4"/>
+            </w:tcBorders>
+            <w:shd w:fill="EDF1F5" w:val="clear"/>
+            <w:tcMar>
+              <w:top w:type="dxa" w:w="25"/>
+              <w:left w:type="dxa" w:w="70"/>
+              <w:bottom w:type="dxa" w:w="25"/>
+              <w:right w:type="dxa" w:w="70"/>
+            </w:tcMar>
+            <w:vAlign w:val="center"/>
+          </w:tcPr>
+          <w:p>
+            <w:pPr>
+              <w:spacing w:after="0"/>
+              <w:jc w:val="center"/>
+            </w:pPr>
+            <w:r>
+              <w:rPr>
+                <w:rFonts w:ascii="Malgun Gothic" w:cs="Malgun Gothic" w:eastAsia="Malgun Gothic" w:hAnsi="Malgun Gothic"/>
+                <w:b/>
+                <w:bCs/>
+                <w:color w:val="3E5C76"/>
+                <w:sz w:val="14"/>
+                <w:szCs w:val="14"/>
+              </w:rPr>
+              <w:t xml:space="preserve">C3</w:t>
+            </w:r>
+          </w:p>
+        </w:tc>
+        <w:tc>
+          <w:tcPr>
+            <w:tcW w:type="dxa" w:w="3960"/>
+            <w:tcBorders>
+              <w:top w:val="single" w:color="C4CDD6" w:sz="4"/>
+              <w:left w:val="single" w:color="C4CDD6" w:sz="4"/>
+              <w:bottom w:val="single" w:color="C4CDD6" w:sz="4"/>
+              <w:right w:val="single" w:color="C4CDD6" w:sz="4"/>
+            </w:tcBorders>
+            <w:tcMar>
+              <w:top w:type="dxa" w:w="25"/>
+              <w:left w:type="dxa" w:w="70"/>
+              <w:bottom w:type="dxa" w:w="25"/>
+              <w:right w:type="dxa" w:w="70"/>
+            </w:tcMar>
+            <w:vAlign w:val="center"/>
+          </w:tcPr>
+          <w:p>
+            <w:pPr>
+              <w:spacing w:after="0"/>
+              <w:jc w:val="left"/>
+            </w:pPr>
+            <w:r>
+              <w:rPr>
+                <w:rFonts w:ascii="Malgun Gothic" w:cs="Malgun Gothic" w:eastAsia="Malgun Gothic" w:hAnsi="Malgun Gothic"/>
+                <w:color w:val="26303A"/>
+                <w:sz w:val="14"/>
+                <w:szCs w:val="14"/>
+              </w:rPr>
+              <w:t xml:space="preserve">신한 기업뱅킹(웹) 로그인 전·후 배너</w:t>
+            </w:r>
+          </w:p>
+        </w:tc>
+        <w:tc>
+          <w:tcPr>
+            <w:tcW w:type="dxa" w:w="1900"/>
+            <w:tcBorders>
+              <w:top w:val="single" w:color="C4CDD6" w:sz="4"/>
+              <w:left w:val="single" w:color="C4CDD6" w:sz="4"/>
+              <w:bottom w:val="single" w:color="C4CDD6" w:sz="4"/>
+              <w:right w:val="single" w:color="C4CDD6" w:sz="4"/>
+            </w:tcBorders>
+            <w:tcMar>
+              <w:top w:type="dxa" w:w="25"/>
+              <w:left w:type="dxa" w:w="70"/>
+              <w:bottom w:type="dxa" w:w="25"/>
+              <w:right w:type="dxa" w:w="70"/>
+            </w:tcMar>
+            <w:vAlign w:val="center"/>
+          </w:tcPr>
+          <w:p>
+            <w:pPr>
+              <w:spacing w:after="0"/>
+              <w:jc w:val="left"/>
+            </w:pPr>
+            <w:r>
+              <w:rPr>
+                <w:rFonts w:ascii="Malgun Gothic" w:cs="Malgun Gothic" w:eastAsia="Malgun Gothic" w:hAnsi="Malgun Gothic"/>
+                <w:color w:val="26303A"/>
+                <w:sz w:val="14"/>
+                <w:szCs w:val="14"/>
+              </w:rPr>
+              <w:t xml:space="preserve">신한은행</w:t>
+            </w:r>
+          </w:p>
+        </w:tc>
+        <w:tc>
+          <w:tcPr>
+            <w:tcW w:type="dxa" w:w="2400"/>
+            <w:tcBorders>
+              <w:top w:val="single" w:color="C4CDD6" w:sz="4"/>
+              <w:left w:val="single" w:color="C4CDD6" w:sz="4"/>
+              <w:bottom w:val="single" w:color="C4CDD6" w:sz="4"/>
+              <w:right w:val="single" w:color="C4CDD6" w:sz="4"/>
+            </w:tcBorders>
+            <w:tcMar>
+              <w:top w:type="dxa" w:w="25"/>
+              <w:left w:type="dxa" w:w="70"/>
+              <w:bottom w:type="dxa" w:w="25"/>
+              <w:right w:type="dxa" w:w="70"/>
+            </w:tcMar>
+            <w:vAlign w:val="center"/>
+          </w:tcPr>
+          <w:p>
+            <w:pPr>
+              <w:spacing w:after="0"/>
+              <w:jc w:val="left"/>
+            </w:pPr>
+            <w:r>
+              <w:rPr>
+                <w:rFonts w:ascii="Malgun Gothic" w:cs="Malgun Gothic" w:eastAsia="Malgun Gothic" w:hAnsi="Malgun Gothic"/>
+                <w:color w:val="5B6773"/>
+                <w:sz w:val="13"/>
+                <w:szCs w:val="13"/>
+              </w:rPr>
+              <w:t xml:space="preserve"/>
+            </w:r>
+          </w:p>
+        </w:tc>
+      </w:tr>
+      <w:tr>
+        <w:tc>
+          <w:tcPr>
+            <w:tcW w:type="dxa" w:w="1150"/>
+            <w:vMerge w:val="continue"/>
+            <w:tcBorders>
+              <w:top w:val="single" w:color="C4CDD6" w:sz="4"/>
+              <w:left w:val="single" w:color="C4CDD6" w:sz="4"/>
+              <w:bottom w:val="single" w:color="C4CDD6" w:sz="4"/>
+              <w:right w:val="single" w:color="C4CDD6" w:sz="4"/>
+            </w:tcBorders>
+            <w:shd w:fill="E0E6EC" w:val="clear"/>
+            <w:tcMar>
+              <w:top w:type="dxa" w:w="25"/>
+              <w:left w:type="dxa" w:w="70"/>
+              <w:bottom w:type="dxa" w:w="25"/>
+              <w:right w:type="dxa" w:w="70"/>
+            </w:tcMar>
+            <w:vAlign w:val="center"/>
+          </w:tcPr>
+          <w:p>
+            <w:pPr>
+              <w:spacing w:after="0"/>
+              <w:jc w:val="center"/>
+            </w:pPr>
+            <w:r>
+              <w:rPr>
+                <w:rFonts w:ascii="Malgun Gothic" w:cs="Malgun Gothic" w:eastAsia="Malgun Gothic" w:hAnsi="Malgun Gothic"/>
+                <w:b/>
+                <w:bCs/>
+                <w:color w:val="26303A"/>
+                <w:sz w:val="15"/>
+                <w:szCs w:val="15"/>
+              </w:rPr>
+              <w:t xml:space="preserve"/>
+            </w:r>
+          </w:p>
+        </w:tc>
+        <w:tc>
+          <w:tcPr>
+            <w:tcW w:type="dxa" w:w="950"/>
+            <w:tcBorders>
+              <w:top w:val="single" w:color="C4CDD6" w:sz="4"/>
+              <w:left w:val="single" w:color="C4CDD6" w:sz="4"/>
+              <w:bottom w:val="single" w:color="C4CDD6" w:sz="4"/>
+              <w:right w:val="single" w:color="C4CDD6" w:sz="4"/>
+            </w:tcBorders>
+            <w:shd w:fill="EDF1F5" w:val="clear"/>
+            <w:tcMar>
+              <w:top w:type="dxa" w:w="25"/>
+              <w:left w:type="dxa" w:w="70"/>
+              <w:bottom w:type="dxa" w:w="25"/>
+              <w:right w:type="dxa" w:w="70"/>
+            </w:tcMar>
+            <w:vAlign w:val="center"/>
+          </w:tcPr>
+          <w:p>
+            <w:pPr>
+              <w:spacing w:after="0"/>
+              <w:jc w:val="center"/>
+            </w:pPr>
+            <w:r>
+              <w:rPr>
+                <w:rFonts w:ascii="Malgun Gothic" w:cs="Malgun Gothic" w:eastAsia="Malgun Gothic" w:hAnsi="Malgun Gothic"/>
+                <w:b/>
+                <w:bCs/>
+                <w:color w:val="3E5C76"/>
+                <w:sz w:val="14"/>
+                <w:szCs w:val="14"/>
+              </w:rPr>
+              <w:t xml:space="preserve">C4</w:t>
+            </w:r>
+          </w:p>
+        </w:tc>
+        <w:tc>
+          <w:tcPr>
+            <w:tcW w:type="dxa" w:w="3960"/>
+            <w:tcBorders>
+              <w:top w:val="single" w:color="C4CDD6" w:sz="4"/>
+              <w:left w:val="single" w:color="C4CDD6" w:sz="4"/>
+              <w:bottom w:val="single" w:color="C4CDD6" w:sz="4"/>
+              <w:right w:val="single" w:color="C4CDD6" w:sz="4"/>
+            </w:tcBorders>
+            <w:tcMar>
+              <w:top w:type="dxa" w:w="25"/>
+              <w:left w:type="dxa" w:w="70"/>
+              <w:bottom w:type="dxa" w:w="25"/>
+              <w:right w:type="dxa" w:w="70"/>
+            </w:tcMar>
+            <w:vAlign w:val="center"/>
+          </w:tcPr>
+          <w:p>
+            <w:pPr>
+              <w:spacing w:after="0"/>
+              <w:jc w:val="left"/>
+            </w:pPr>
+            <w:r>
+              <w:rPr>
+                <w:rFonts w:ascii="Malgun Gothic" w:cs="Malgun Gothic" w:eastAsia="Malgun Gothic" w:hAnsi="Malgun Gothic"/>
+                <w:color w:val="26303A"/>
+                <w:sz w:val="14"/>
+                <w:szCs w:val="14"/>
+              </w:rPr>
+              <w:t xml:space="preserve">신한 기업뱅킹(웹) 메뉴 탑재</w:t>
+            </w:r>
+          </w:p>
+        </w:tc>
+        <w:tc>
+          <w:tcPr>
+            <w:tcW w:type="dxa" w:w="1900"/>
+            <w:tcBorders>
+              <w:top w:val="single" w:color="C4CDD6" w:sz="4"/>
+              <w:left w:val="single" w:color="C4CDD6" w:sz="4"/>
+              <w:bottom w:val="single" w:color="C4CDD6" w:sz="4"/>
+              <w:right w:val="single" w:color="C4CDD6" w:sz="4"/>
+            </w:tcBorders>
+            <w:tcMar>
+              <w:top w:type="dxa" w:w="25"/>
+              <w:left w:type="dxa" w:w="70"/>
+              <w:bottom w:type="dxa" w:w="25"/>
+              <w:right w:type="dxa" w:w="70"/>
+            </w:tcMar>
+            <w:vAlign w:val="center"/>
+          </w:tcPr>
+          <w:p>
+            <w:pPr>
+              <w:spacing w:after="0"/>
+              <w:jc w:val="left"/>
+            </w:pPr>
+            <w:r>
+              <w:rPr>
+                <w:rFonts w:ascii="Malgun Gothic" w:cs="Malgun Gothic" w:eastAsia="Malgun Gothic" w:hAnsi="Malgun Gothic"/>
+                <w:color w:val="26303A"/>
+                <w:sz w:val="14"/>
+                <w:szCs w:val="14"/>
+              </w:rPr>
+              <w:t xml:space="preserve">신한은행</w:t>
+            </w:r>
+          </w:p>
+        </w:tc>
+        <w:tc>
+          <w:tcPr>
+            <w:tcW w:type="dxa" w:w="2400"/>
+            <w:tcBorders>
+              <w:top w:val="single" w:color="C4CDD6" w:sz="4"/>
+              <w:left w:val="single" w:color="C4CDD6" w:sz="4"/>
+              <w:bottom w:val="single" w:color="C4CDD6" w:sz="4"/>
+              <w:right w:val="single" w:color="C4CDD6" w:sz="4"/>
+            </w:tcBorders>
+            <w:tcMar>
+              <w:top w:type="dxa" w:w="25"/>
+              <w:left w:type="dxa" w:w="70"/>
+              <w:bottom w:type="dxa" w:w="25"/>
+              <w:right w:type="dxa" w:w="70"/>
+            </w:tcMar>
+            <w:vAlign w:val="center"/>
+          </w:tcPr>
+          <w:p>
+            <w:pPr>
+              <w:spacing w:after="0"/>
+              <w:jc w:val="left"/>
+            </w:pPr>
+            <w:r>
+              <w:rPr>
+                <w:rFonts w:ascii="Malgun Gothic" w:cs="Malgun Gothic" w:eastAsia="Malgun Gothic" w:hAnsi="Malgun Gothic"/>
+                <w:color w:val="5B6773"/>
+                <w:sz w:val="13"/>
+                <w:szCs w:val="13"/>
+              </w:rPr>
+              <w:t xml:space="preserve"/>
+            </w:r>
+          </w:p>
+        </w:tc>
+      </w:tr>
+      <w:tr>
+        <w:tc>
+          <w:tcPr>
+            <w:tcW w:type="dxa" w:w="1150"/>
+            <w:vMerge w:val="continue"/>
+            <w:tcBorders>
+              <w:top w:val="single" w:color="C4CDD6" w:sz="4"/>
+              <w:left w:val="single" w:color="C4CDD6" w:sz="4"/>
+              <w:bottom w:val="single" w:color="C4CDD6" w:sz="4"/>
+              <w:right w:val="single" w:color="C4CDD6" w:sz="4"/>
+            </w:tcBorders>
+            <w:shd w:fill="E0E6EC" w:val="clear"/>
+            <w:tcMar>
+              <w:top w:type="dxa" w:w="25"/>
+              <w:left w:type="dxa" w:w="70"/>
+              <w:bottom w:type="dxa" w:w="25"/>
+              <w:right w:type="dxa" w:w="70"/>
+            </w:tcMar>
+            <w:vAlign w:val="center"/>
+          </w:tcPr>
+          <w:p>
+            <w:pPr>
+              <w:spacing w:after="0"/>
+              <w:jc w:val="center"/>
+            </w:pPr>
+            <w:r>
+              <w:rPr>
+                <w:rFonts w:ascii="Malgun Gothic" w:cs="Malgun Gothic" w:eastAsia="Malgun Gothic" w:hAnsi="Malgun Gothic"/>
+                <w:b/>
+                <w:bCs/>
+                <w:color w:val="26303A"/>
+                <w:sz w:val="15"/>
+                <w:szCs w:val="15"/>
+              </w:rPr>
+              <w:t xml:space="preserve"/>
+            </w:r>
+          </w:p>
+        </w:tc>
+        <w:tc>
+          <w:tcPr>
+            <w:tcW w:type="dxa" w:w="950"/>
+            <w:tcBorders>
+              <w:top w:val="single" w:color="C4CDD6" w:sz="4"/>
+              <w:left w:val="single" w:color="C4CDD6" w:sz="4"/>
+              <w:bottom w:val="single" w:color="C4CDD6" w:sz="4"/>
+              <w:right w:val="single" w:color="C4CDD6" w:sz="4"/>
+            </w:tcBorders>
+            <w:shd w:fill="EDF1F5" w:val="clear"/>
+            <w:tcMar>
+              <w:top w:type="dxa" w:w="25"/>
+              <w:left w:type="dxa" w:w="70"/>
+              <w:bottom w:type="dxa" w:w="25"/>
+              <w:right w:type="dxa" w:w="70"/>
+            </w:tcMar>
+            <w:vAlign w:val="center"/>
+          </w:tcPr>
+          <w:p>
+            <w:pPr>
+              <w:spacing w:after="0"/>
+              <w:jc w:val="center"/>
+            </w:pPr>
+            <w:r>
+              <w:rPr>
+                <w:rFonts w:ascii="Malgun Gothic" w:cs="Malgun Gothic" w:eastAsia="Malgun Gothic" w:hAnsi="Malgun Gothic"/>
+                <w:b/>
+                <w:bCs/>
+                <w:color w:val="3E5C76"/>
+                <w:sz w:val="14"/>
+                <w:szCs w:val="14"/>
+              </w:rPr>
+              <w:t xml:space="preserve">C5</w:t>
+            </w:r>
+          </w:p>
+        </w:tc>
+        <w:tc>
+          <w:tcPr>
+            <w:tcW w:type="dxa" w:w="3960"/>
+            <w:tcBorders>
+              <w:top w:val="single" w:color="C4CDD6" w:sz="4"/>
+              <w:left w:val="single" w:color="C4CDD6" w:sz="4"/>
+              <w:bottom w:val="single" w:color="C4CDD6" w:sz="4"/>
+              <w:right w:val="single" w:color="C4CDD6" w:sz="4"/>
+            </w:tcBorders>
+            <w:tcMar>
+              <w:top w:type="dxa" w:w="25"/>
+              <w:left w:type="dxa" w:w="70"/>
+              <w:bottom w:type="dxa" w:w="25"/>
+              <w:right w:type="dxa" w:w="70"/>
+            </w:tcMar>
+            <w:vAlign w:val="center"/>
+          </w:tcPr>
+          <w:p>
+            <w:pPr>
+              <w:spacing w:after="0"/>
+              <w:jc w:val="left"/>
+            </w:pPr>
+            <w:r>
+              <w:rPr>
+                <w:rFonts w:ascii="Malgun Gothic" w:cs="Malgun Gothic" w:eastAsia="Malgun Gothic" w:hAnsi="Malgun Gothic"/>
+                <w:color w:val="26303A"/>
+                <w:sz w:val="14"/>
+                <w:szCs w:val="14"/>
+              </w:rPr>
+              <w:t xml:space="preserve">신한 쏠비즈(앱) 토스트 팝업</w:t>
+            </w:r>
+          </w:p>
+        </w:tc>
+        <w:tc>
+          <w:tcPr>
+            <w:tcW w:type="dxa" w:w="1900"/>
+            <w:tcBorders>
+              <w:top w:val="single" w:color="C4CDD6" w:sz="4"/>
+              <w:left w:val="single" w:color="C4CDD6" w:sz="4"/>
+              <w:bottom w:val="single" w:color="C4CDD6" w:sz="4"/>
+              <w:right w:val="single" w:color="C4CDD6" w:sz="4"/>
+            </w:tcBorders>
+            <w:tcMar>
+              <w:top w:type="dxa" w:w="25"/>
+              <w:left w:type="dxa" w:w="70"/>
+              <w:bottom w:type="dxa" w:w="25"/>
+              <w:right w:type="dxa" w:w="70"/>
+            </w:tcMar>
+            <w:vAlign w:val="center"/>
+          </w:tcPr>
+          <w:p>
+            <w:pPr>
+              <w:spacing w:after="0"/>
+              <w:jc w:val="left"/>
+            </w:pPr>
+            <w:r>
+              <w:rPr>
+                <w:rFonts w:ascii="Malgun Gothic" w:cs="Malgun Gothic" w:eastAsia="Malgun Gothic" w:hAnsi="Malgun Gothic"/>
+                <w:color w:val="26303A"/>
+                <w:sz w:val="14"/>
+                <w:szCs w:val="14"/>
+              </w:rPr>
+              <w:t xml:space="preserve">신한은행</w:t>
+            </w:r>
+          </w:p>
+        </w:tc>
+        <w:tc>
+          <w:tcPr>
+            <w:tcW w:type="dxa" w:w="2400"/>
+            <w:tcBorders>
+              <w:top w:val="single" w:color="C4CDD6" w:sz="4"/>
+              <w:left w:val="single" w:color="C4CDD6" w:sz="4"/>
+              <w:bottom w:val="single" w:color="C4CDD6" w:sz="4"/>
+              <w:right w:val="single" w:color="C4CDD6" w:sz="4"/>
+            </w:tcBorders>
+            <w:tcMar>
+              <w:top w:type="dxa" w:w="25"/>
+              <w:left w:type="dxa" w:w="70"/>
+              <w:bottom w:type="dxa" w:w="25"/>
+              <w:right w:type="dxa" w:w="70"/>
+            </w:tcMar>
+            <w:vAlign w:val="center"/>
+          </w:tcPr>
+          <w:p>
+            <w:pPr>
+              <w:spacing w:after="0"/>
+              <w:jc w:val="left"/>
+            </w:pPr>
+            <w:r>
+              <w:rPr>
+                <w:rFonts w:ascii="Malgun Gothic" w:cs="Malgun Gothic" w:eastAsia="Malgun Gothic" w:hAnsi="Malgun Gothic"/>
+                <w:color w:val="5B6773"/>
+                <w:sz w:val="13"/>
+                <w:szCs w:val="13"/>
+              </w:rPr>
+              <w:t xml:space="preserve"/>
+            </w:r>
+          </w:p>
+        </w:tc>
+      </w:tr>
+      <w:tr>
+        <w:tc>
+          <w:tcPr>
+            <w:tcW w:type="dxa" w:w="1150"/>
+            <w:vMerge w:val="continue"/>
+            <w:tcBorders>
+              <w:top w:val="single" w:color="C4CDD6" w:sz="4"/>
+              <w:left w:val="single" w:color="C4CDD6" w:sz="4"/>
+              <w:bottom w:val="single" w:color="C4CDD6" w:sz="4"/>
+              <w:right w:val="single" w:color="C4CDD6" w:sz="4"/>
+            </w:tcBorders>
+            <w:shd w:fill="E0E6EC" w:val="clear"/>
+            <w:tcMar>
+              <w:top w:type="dxa" w:w="25"/>
+              <w:left w:type="dxa" w:w="70"/>
+              <w:bottom w:type="dxa" w:w="25"/>
+              <w:right w:type="dxa" w:w="70"/>
+            </w:tcMar>
+            <w:vAlign w:val="center"/>
+          </w:tcPr>
+          <w:p>
+            <w:pPr>
+              <w:spacing w:after="0"/>
+              <w:jc w:val="center"/>
+            </w:pPr>
+            <w:r>
+              <w:rPr>
+                <w:rFonts w:ascii="Malgun Gothic" w:cs="Malgun Gothic" w:eastAsia="Malgun Gothic" w:hAnsi="Malgun Gothic"/>
+                <w:b/>
+                <w:bCs/>
+                <w:color w:val="26303A"/>
+                <w:sz w:val="15"/>
+                <w:szCs w:val="15"/>
+              </w:rPr>
+              <w:t xml:space="preserve"/>
+            </w:r>
+          </w:p>
+        </w:tc>
+        <w:tc>
+          <w:tcPr>
+            <w:tcW w:type="dxa" w:w="950"/>
+            <w:tcBorders>
+              <w:top w:val="single" w:color="C4CDD6" w:sz="4"/>
+              <w:left w:val="single" w:color="C4CDD6" w:sz="4"/>
+              <w:bottom w:val="single" w:color="C4CDD6" w:sz="4"/>
+              <w:right w:val="single" w:color="C4CDD6" w:sz="4"/>
+            </w:tcBorders>
+            <w:shd w:fill="EDF1F5" w:val="clear"/>
+            <w:tcMar>
+              <w:top w:type="dxa" w:w="25"/>
+              <w:left w:type="dxa" w:w="70"/>
+              <w:bottom w:type="dxa" w:w="25"/>
+              <w:right w:type="dxa" w:w="70"/>
+            </w:tcMar>
+            <w:vAlign w:val="center"/>
+          </w:tcPr>
+          <w:p>
+            <w:pPr>
+              <w:spacing w:after="0"/>
+              <w:jc w:val="center"/>
+            </w:pPr>
+            <w:r>
+              <w:rPr>
+                <w:rFonts w:ascii="Malgun Gothic" w:cs="Malgun Gothic" w:eastAsia="Malgun Gothic" w:hAnsi="Malgun Gothic"/>
+                <w:b/>
+                <w:bCs/>
+                <w:color w:val="3E5C76"/>
+                <w:sz w:val="14"/>
+                <w:szCs w:val="14"/>
+              </w:rPr>
+              <w:t xml:space="preserve">C6</w:t>
+            </w:r>
+          </w:p>
+        </w:tc>
+        <w:tc>
+          <w:tcPr>
+            <w:tcW w:type="dxa" w:w="3960"/>
+            <w:tcBorders>
+              <w:top w:val="single" w:color="C4CDD6" w:sz="4"/>
+              <w:left w:val="single" w:color="C4CDD6" w:sz="4"/>
+              <w:bottom w:val="single" w:color="C4CDD6" w:sz="4"/>
+              <w:right w:val="single" w:color="C4CDD6" w:sz="4"/>
+            </w:tcBorders>
+            <w:tcMar>
+              <w:top w:type="dxa" w:w="25"/>
+              <w:left w:type="dxa" w:w="70"/>
+              <w:bottom w:type="dxa" w:w="25"/>
+              <w:right w:type="dxa" w:w="70"/>
+            </w:tcMar>
+            <w:vAlign w:val="center"/>
+          </w:tcPr>
+          <w:p>
+            <w:pPr>
+              <w:spacing w:after="0"/>
+              <w:jc w:val="left"/>
+            </w:pPr>
+            <w:r>
+              <w:rPr>
+                <w:rFonts w:ascii="Malgun Gothic" w:cs="Malgun Gothic" w:eastAsia="Malgun Gothic" w:hAnsi="Malgun Gothic"/>
+                <w:color w:val="26303A"/>
+                <w:sz w:val="14"/>
+                <w:szCs w:val="14"/>
+              </w:rPr>
+              <w:t xml:space="preserve">신한 론앤비즈(웹) 하단 배너</w:t>
+            </w:r>
+          </w:p>
+        </w:tc>
+        <w:tc>
+          <w:tcPr>
+            <w:tcW w:type="dxa" w:w="1900"/>
+            <w:tcBorders>
+              <w:top w:val="single" w:color="C4CDD6" w:sz="4"/>
+              <w:left w:val="single" w:color="C4CDD6" w:sz="4"/>
+              <w:bottom w:val="single" w:color="C4CDD6" w:sz="4"/>
+              <w:right w:val="single" w:color="C4CDD6" w:sz="4"/>
+            </w:tcBorders>
+            <w:tcMar>
+              <w:top w:type="dxa" w:w="25"/>
+              <w:left w:type="dxa" w:w="70"/>
+              <w:bottom w:type="dxa" w:w="25"/>
+              <w:right w:type="dxa" w:w="70"/>
+            </w:tcMar>
+            <w:vAlign w:val="center"/>
+          </w:tcPr>
+          <w:p>
+            <w:pPr>
+              <w:spacing w:after="0"/>
+              <w:jc w:val="left"/>
+            </w:pPr>
+            <w:r>
+              <w:rPr>
+                <w:rFonts w:ascii="Malgun Gothic" w:cs="Malgun Gothic" w:eastAsia="Malgun Gothic" w:hAnsi="Malgun Gothic"/>
+                <w:color w:val="26303A"/>
+                <w:sz w:val="14"/>
+                <w:szCs w:val="14"/>
+              </w:rPr>
+              <w:t xml:space="preserve">신한은행</w:t>
+            </w:r>
+          </w:p>
+        </w:tc>
+        <w:tc>
+          <w:tcPr>
+            <w:tcW w:type="dxa" w:w="2400"/>
+            <w:tcBorders>
+              <w:top w:val="single" w:color="C4CDD6" w:sz="4"/>
+              <w:left w:val="single" w:color="C4CDD6" w:sz="4"/>
+              <w:bottom w:val="single" w:color="C4CDD6" w:sz="4"/>
+              <w:right w:val="single" w:color="C4CDD6" w:sz="4"/>
+            </w:tcBorders>
+            <w:tcMar>
+              <w:top w:type="dxa" w:w="25"/>
+              <w:left w:type="dxa" w:w="70"/>
+              <w:bottom w:type="dxa" w:w="25"/>
+              <w:right w:type="dxa" w:w="70"/>
+            </w:tcMar>
+            <w:vAlign w:val="center"/>
+          </w:tcPr>
+          <w:p>
+            <w:pPr>
+              <w:spacing w:after="0"/>
+              <w:jc w:val="left"/>
+            </w:pPr>
+            <w:r>
+              <w:rPr>
+                <w:rFonts w:ascii="Malgun Gothic" w:cs="Malgun Gothic" w:eastAsia="Malgun Gothic" w:hAnsi="Malgun Gothic"/>
+                <w:color w:val="5B6773"/>
+                <w:sz w:val="13"/>
+                <w:szCs w:val="13"/>
+              </w:rPr>
+              <w:t xml:space="preserve"/>
+            </w:r>
+          </w:p>
+        </w:tc>
+      </w:tr>
+      <w:tr>
+        <w:tc>
+          <w:tcPr>
+            <w:tcW w:type="dxa" w:w="1150"/>
+            <w:vMerge w:val="restart"/>
+            <w:tcBorders>
+              <w:top w:val="single" w:color="C4CDD6" w:sz="4"/>
+              <w:left w:val="single" w:color="C4CDD6" w:sz="4"/>
+              <w:bottom w:val="single" w:color="C4CDD6" w:sz="4"/>
+              <w:right w:val="single" w:color="C4CDD6" w:sz="4"/>
+            </w:tcBorders>
+            <w:shd w:fill="E0E6EC" w:val="clear"/>
+            <w:tcMar>
+              <w:top w:type="dxa" w:w="25"/>
+              <w:left w:type="dxa" w:w="70"/>
+              <w:bottom w:type="dxa" w:w="25"/>
+              <w:right w:type="dxa" w:w="70"/>
+            </w:tcMar>
+            <w:vAlign w:val="center"/>
+          </w:tcPr>
+          <w:p>
+            <w:pPr>
+              <w:spacing w:after="0"/>
+              <w:jc w:val="center"/>
+            </w:pPr>
+            <w:r>
+              <w:rPr>
+                <w:rFonts w:ascii="Malgun Gothic" w:cs="Malgun Gothic" w:eastAsia="Malgun Gothic" w:hAnsi="Malgun Gothic"/>
+                <w:b/>
+                <w:bCs/>
+                <w:color w:val="26303A"/>
+                <w:sz w:val="15"/>
+                <w:szCs w:val="15"/>
+              </w:rPr>
+              <w:t xml:space="preserve">자체</w:t>
+            </w:r>
+          </w:p>
+        </w:tc>
+        <w:tc>
+          <w:tcPr>
+            <w:tcW w:type="dxa" w:w="950"/>
+            <w:tcBorders>
+              <w:top w:val="single" w:color="C4CDD6" w:sz="4"/>
+              <w:left w:val="single" w:color="C4CDD6" w:sz="4"/>
+              <w:bottom w:val="single" w:color="C4CDD6" w:sz="4"/>
+              <w:right w:val="single" w:color="C4CDD6" w:sz="4"/>
+            </w:tcBorders>
+            <w:shd w:fill="EDF1F5" w:val="clear"/>
+            <w:tcMar>
+              <w:top w:type="dxa" w:w="25"/>
+              <w:left w:type="dxa" w:w="70"/>
+              <w:bottom w:type="dxa" w:w="25"/>
+              <w:right w:type="dxa" w:w="70"/>
+            </w:tcMar>
+            <w:vAlign w:val="center"/>
+          </w:tcPr>
+          <w:p>
+            <w:pPr>
+              <w:spacing w:after="0"/>
+              <w:jc w:val="center"/>
+            </w:pPr>
+            <w:r>
+              <w:rPr>
+                <w:rFonts w:ascii="Malgun Gothic" w:cs="Malgun Gothic" w:eastAsia="Malgun Gothic" w:hAnsi="Malgun Gothic"/>
+                <w:b/>
+                <w:bCs/>
+                <w:color w:val="3E5C76"/>
+                <w:sz w:val="14"/>
+                <w:szCs w:val="14"/>
+              </w:rPr>
+              <w:t xml:space="preserve">C7</w:t>
+            </w:r>
+          </w:p>
+        </w:tc>
+        <w:tc>
+          <w:tcPr>
+            <w:tcW w:type="dxa" w:w="3960"/>
+            <w:tcBorders>
+              <w:top w:val="single" w:color="C4CDD6" w:sz="4"/>
+              <w:left w:val="single" w:color="C4CDD6" w:sz="4"/>
+              <w:bottom w:val="single" w:color="C4CDD6" w:sz="4"/>
+              <w:right w:val="single" w:color="C4CDD6" w:sz="4"/>
+            </w:tcBorders>
+            <w:tcMar>
+              <w:top w:type="dxa" w:w="25"/>
+              <w:left w:type="dxa" w:w="70"/>
+              <w:bottom w:type="dxa" w:w="25"/>
+              <w:right w:type="dxa" w:w="70"/>
+            </w:tcMar>
+            <w:vAlign w:val="center"/>
+          </w:tcPr>
+          <w:p>
+            <w:pPr>
+              <w:spacing w:after="0"/>
+              <w:jc w:val="left"/>
+            </w:pPr>
+            <w:r>
+              <w:rPr>
+                <w:rFonts w:ascii="Malgun Gothic" w:cs="Malgun Gothic" w:eastAsia="Malgun Gothic" w:hAnsi="Malgun Gothic"/>
+                <w:color w:val="26303A"/>
+                <w:sz w:val="14"/>
+                <w:szCs w:val="14"/>
+              </w:rPr>
+              <w:t xml:space="preserve">공식 홈페이지 팝업·배너</w:t>
+            </w:r>
+          </w:p>
+        </w:tc>
+        <w:tc>
+          <w:tcPr>
+            <w:tcW w:type="dxa" w:w="1900"/>
+            <w:tcBorders>
+              <w:top w:val="single" w:color="C4CDD6" w:sz="4"/>
+              <w:left w:val="single" w:color="C4CDD6" w:sz="4"/>
+              <w:bottom w:val="single" w:color="C4CDD6" w:sz="4"/>
+              <w:right w:val="single" w:color="C4CDD6" w:sz="4"/>
+            </w:tcBorders>
+            <w:tcMar>
+              <w:top w:type="dxa" w:w="25"/>
+              <w:left w:type="dxa" w:w="70"/>
+              <w:bottom w:type="dxa" w:w="25"/>
+              <w:right w:type="dxa" w:w="70"/>
+            </w:tcMar>
+            <w:vAlign w:val="center"/>
+          </w:tcPr>
+          <w:p>
+            <w:pPr>
+              <w:spacing w:after="0"/>
+              <w:jc w:val="left"/>
+            </w:pPr>
+            <w:r>
+              <w:rPr>
+                <w:rFonts w:ascii="Malgun Gothic" w:cs="Malgun Gothic" w:eastAsia="Malgun Gothic" w:hAnsi="Malgun Gothic"/>
+                <w:color w:val="26303A"/>
+                <w:sz w:val="14"/>
+                <w:szCs w:val="14"/>
+              </w:rPr>
+              <w:t xml:space="preserve">개발팀</w:t>
+            </w:r>
+          </w:p>
+        </w:tc>
+        <w:tc>
+          <w:tcPr>
+            <w:tcW w:type="dxa" w:w="2400"/>
+            <w:tcBorders>
+              <w:top w:val="single" w:color="C4CDD6" w:sz="4"/>
+              <w:left w:val="single" w:color="C4CDD6" w:sz="4"/>
+              <w:bottom w:val="single" w:color="C4CDD6" w:sz="4"/>
+              <w:right w:val="single" w:color="C4CDD6" w:sz="4"/>
+            </w:tcBorders>
+            <w:tcMar>
+              <w:top w:type="dxa" w:w="25"/>
+              <w:left w:type="dxa" w:w="70"/>
+              <w:bottom w:type="dxa" w:w="25"/>
+              <w:right w:type="dxa" w:w="70"/>
+            </w:tcMar>
+            <w:vAlign w:val="center"/>
+          </w:tcPr>
+          <w:p>
+            <w:pPr>
+              <w:spacing w:after="0"/>
+              <w:jc w:val="left"/>
+            </w:pPr>
+            <w:r>
+              <w:rPr>
+                <w:rFonts w:ascii="Malgun Gothic" w:cs="Malgun Gothic" w:eastAsia="Malgun Gothic" w:hAnsi="Malgun Gothic"/>
+                <w:color w:val="5B6773"/>
+                <w:sz w:val="13"/>
+                <w:szCs w:val="13"/>
+              </w:rPr>
+              <w:t xml:space="preserve">직접 게시·링크 연결</w:t>
+            </w:r>
+          </w:p>
+        </w:tc>
+      </w:tr>
+      <w:tr>
+        <w:tc>
+          <w:tcPr>
+            <w:tcW w:type="dxa" w:w="1150"/>
+            <w:vMerge w:val="continue"/>
+            <w:tcBorders>
+              <w:top w:val="single" w:color="C4CDD6" w:sz="4"/>
+              <w:left w:val="single" w:color="C4CDD6" w:sz="4"/>
+              <w:bottom w:val="single" w:color="C4CDD6" w:sz="4"/>
+              <w:right w:val="single" w:color="C4CDD6" w:sz="4"/>
+            </w:tcBorders>
+            <w:shd w:fill="E0E6EC" w:val="clear"/>
+            <w:tcMar>
+              <w:top w:type="dxa" w:w="25"/>
+              <w:left w:type="dxa" w:w="70"/>
+              <w:bottom w:type="dxa" w:w="25"/>
+              <w:right w:type="dxa" w:w="70"/>
+            </w:tcMar>
+            <w:vAlign w:val="center"/>
+          </w:tcPr>
+          <w:p>
+            <w:pPr>
+              <w:spacing w:after="0"/>
+              <w:jc w:val="center"/>
+            </w:pPr>
+            <w:r>
+              <w:rPr>
+                <w:rFonts w:ascii="Malgun Gothic" w:cs="Malgun Gothic" w:eastAsia="Malgun Gothic" w:hAnsi="Malgun Gothic"/>
+                <w:b/>
+                <w:bCs/>
+                <w:color w:val="26303A"/>
+                <w:sz w:val="15"/>
+                <w:szCs w:val="15"/>
+              </w:rPr>
+              <w:t xml:space="preserve"/>
+            </w:r>
+          </w:p>
+        </w:tc>
+        <w:tc>
+          <w:tcPr>
+            <w:tcW w:type="dxa" w:w="950"/>
+            <w:tcBorders>
+              <w:top w:val="single" w:color="C4CDD6" w:sz="4"/>
+              <w:left w:val="single" w:color="C4CDD6" w:sz="4"/>
+              <w:bottom w:val="single" w:color="C4CDD6" w:sz="4"/>
+              <w:right w:val="single" w:color="C4CDD6" w:sz="4"/>
+            </w:tcBorders>
+            <w:shd w:fill="EDF1F5" w:val="clear"/>
+            <w:tcMar>
+              <w:top w:type="dxa" w:w="25"/>
+              <w:left w:type="dxa" w:w="70"/>
+              <w:bottom w:type="dxa" w:w="25"/>
+              <w:right w:type="dxa" w:w="70"/>
+            </w:tcMar>
+            <w:vAlign w:val="center"/>
+          </w:tcPr>
+          <w:p>
+            <w:pPr>
+              <w:spacing w:after="0"/>
+              <w:jc w:val="center"/>
+            </w:pPr>
+            <w:r>
+              <w:rPr>
+                <w:rFonts w:ascii="Malgun Gothic" w:cs="Malgun Gothic" w:eastAsia="Malgun Gothic" w:hAnsi="Malgun Gothic"/>
+                <w:b/>
+                <w:bCs/>
+                <w:color w:val="3E5C76"/>
+                <w:sz w:val="14"/>
+                <w:szCs w:val="14"/>
+              </w:rPr>
+              <w:t xml:space="preserve">C8</w:t>
+            </w:r>
+          </w:p>
+        </w:tc>
+        <w:tc>
+          <w:tcPr>
+            <w:tcW w:type="dxa" w:w="3960"/>
+            <w:tcBorders>
+              <w:top w:val="single" w:color="C4CDD6" w:sz="4"/>
+              <w:left w:val="single" w:color="C4CDD6" w:sz="4"/>
+              <w:bottom w:val="single" w:color="C4CDD6" w:sz="4"/>
+              <w:right w:val="single" w:color="C4CDD6" w:sz="4"/>
+            </w:tcBorders>
+            <w:tcMar>
+              <w:top w:type="dxa" w:w="25"/>
+              <w:left w:type="dxa" w:w="70"/>
+              <w:bottom w:type="dxa" w:w="25"/>
+              <w:right w:type="dxa" w:w="70"/>
+            </w:tcMar>
+            <w:vAlign w:val="center"/>
+          </w:tcPr>
+          <w:p>
+            <w:pPr>
+              <w:spacing w:after="0"/>
+              <w:jc w:val="left"/>
+            </w:pPr>
+            <w:r>
+              <w:rPr>
+                <w:rFonts w:ascii="Malgun Gothic" w:cs="Malgun Gothic" w:eastAsia="Malgun Gothic" w:hAnsi="Malgun Gothic"/>
+                <w:color w:val="26303A"/>
+                <w:sz w:val="14"/>
+                <w:szCs w:val="14"/>
+              </w:rPr>
+              <w:t xml:space="preserve">크레디뷰 로그인 전 (팝업·롤링 배너·우측 FAB)</w:t>
+            </w:r>
+          </w:p>
+        </w:tc>
+        <w:tc>
+          <w:tcPr>
+            <w:tcW w:type="dxa" w:w="1900"/>
+            <w:tcBorders>
+              <w:top w:val="single" w:color="C4CDD6" w:sz="4"/>
+              <w:left w:val="single" w:color="C4CDD6" w:sz="4"/>
+              <w:bottom w:val="single" w:color="C4CDD6" w:sz="4"/>
+              <w:right w:val="single" w:color="C4CDD6" w:sz="4"/>
+            </w:tcBorders>
+            <w:tcMar>
+              <w:top w:type="dxa" w:w="25"/>
+              <w:left w:type="dxa" w:w="70"/>
+              <w:bottom w:type="dxa" w:w="25"/>
+              <w:right w:type="dxa" w:w="70"/>
+            </w:tcMar>
+            <w:vAlign w:val="center"/>
+          </w:tcPr>
+          <w:p>
+            <w:pPr>
+              <w:spacing w:after="0"/>
+              <w:jc w:val="left"/>
+            </w:pPr>
+            <w:r>
+              <w:rPr>
+                <w:rFonts w:ascii="Malgun Gothic" w:cs="Malgun Gothic" w:eastAsia="Malgun Gothic" w:hAnsi="Malgun Gothic"/>
+                <w:color w:val="26303A"/>
+                <w:sz w:val="14"/>
+                <w:szCs w:val="14"/>
+              </w:rPr>
+              <w:t xml:space="preserve">개발팀</w:t>
+            </w:r>
+          </w:p>
+        </w:tc>
+        <w:tc>
+          <w:tcPr>
+            <w:tcW w:type="dxa" w:w="2400"/>
+            <w:tcBorders>
+              <w:top w:val="single" w:color="C4CDD6" w:sz="4"/>
+              <w:left w:val="single" w:color="C4CDD6" w:sz="4"/>
+              <w:bottom w:val="single" w:color="C4CDD6" w:sz="4"/>
+              <w:right w:val="single" w:color="C4CDD6" w:sz="4"/>
+            </w:tcBorders>
+            <w:tcMar>
+              <w:top w:type="dxa" w:w="25"/>
+              <w:left w:type="dxa" w:w="70"/>
+              <w:bottom w:type="dxa" w:w="25"/>
+              <w:right w:type="dxa" w:w="70"/>
+            </w:tcMar>
+            <w:vAlign w:val="center"/>
+          </w:tcPr>
+          <w:p>
+            <w:pPr>
+              <w:spacing w:after="0"/>
+              <w:jc w:val="left"/>
+            </w:pPr>
+            <w:r>
+              <w:rPr>
+                <w:rFonts w:ascii="Malgun Gothic" w:cs="Malgun Gothic" w:eastAsia="Malgun Gothic" w:hAnsi="Malgun Gothic"/>
+                <w:color w:val="5B6773"/>
+                <w:sz w:val="13"/>
+                <w:szCs w:val="13"/>
+              </w:rPr>
+              <w:t xml:space="preserve"/>
+            </w:r>
+          </w:p>
+        </w:tc>
+      </w:tr>
+      <w:tr>
+        <w:tc>
+          <w:tcPr>
+            <w:tcW w:type="dxa" w:w="1150"/>
+            <w:vMerge w:val="continue"/>
+            <w:tcBorders>
+              <w:top w:val="single" w:color="C4CDD6" w:sz="4"/>
+              <w:left w:val="single" w:color="C4CDD6" w:sz="4"/>
+              <w:bottom w:val="single" w:color="C4CDD6" w:sz="4"/>
+              <w:right w:val="single" w:color="C4CDD6" w:sz="4"/>
+            </w:tcBorders>
+            <w:shd w:fill="E0E6EC" w:val="clear"/>
+            <w:tcMar>
+              <w:top w:type="dxa" w:w="25"/>
+              <w:left w:type="dxa" w:w="70"/>
+              <w:bottom w:type="dxa" w:w="25"/>
+              <w:right w:type="dxa" w:w="70"/>
+            </w:tcMar>
+            <w:vAlign w:val="center"/>
+          </w:tcPr>
+          <w:p>
+            <w:pPr>
+              <w:spacing w:after="0"/>
+              <w:jc w:val="center"/>
+            </w:pPr>
+            <w:r>
+              <w:rPr>
+                <w:rFonts w:ascii="Malgun Gothic" w:cs="Malgun Gothic" w:eastAsia="Malgun Gothic" w:hAnsi="Malgun Gothic"/>
+                <w:b/>
+                <w:bCs/>
+                <w:color w:val="26303A"/>
+                <w:sz w:val="15"/>
+                <w:szCs w:val="15"/>
+              </w:rPr>
+              <w:t xml:space="preserve"/>
+            </w:r>
+          </w:p>
+        </w:tc>
+        <w:tc>
+          <w:tcPr>
+            <w:tcW w:type="dxa" w:w="950"/>
+            <w:tcBorders>
+              <w:top w:val="single" w:color="C4CDD6" w:sz="4"/>
+              <w:left w:val="single" w:color="C4CDD6" w:sz="4"/>
+              <w:bottom w:val="single" w:color="C4CDD6" w:sz="4"/>
+              <w:right w:val="single" w:color="C4CDD6" w:sz="4"/>
+            </w:tcBorders>
+            <w:shd w:fill="EDF1F5" w:val="clear"/>
+            <w:tcMar>
+              <w:top w:type="dxa" w:w="25"/>
+              <w:left w:type="dxa" w:w="70"/>
+              <w:bottom w:type="dxa" w:w="25"/>
+              <w:right w:type="dxa" w:w="70"/>
+            </w:tcMar>
+            <w:vAlign w:val="center"/>
+          </w:tcPr>
+          <w:p>
+            <w:pPr>
+              <w:spacing w:after="0"/>
+              <w:jc w:val="center"/>
+            </w:pPr>
+            <w:r>
+              <w:rPr>
+                <w:rFonts w:ascii="Malgun Gothic" w:cs="Malgun Gothic" w:eastAsia="Malgun Gothic" w:hAnsi="Malgun Gothic"/>
+                <w:b/>
+                <w:bCs/>
+                <w:color w:val="3E5C76"/>
+                <w:sz w:val="14"/>
+                <w:szCs w:val="14"/>
+              </w:rPr>
+              <w:t xml:space="preserve">C9</w:t>
+            </w:r>
+          </w:p>
+        </w:tc>
+        <w:tc>
+          <w:tcPr>
+            <w:tcW w:type="dxa" w:w="3960"/>
+            <w:tcBorders>
+              <w:top w:val="single" w:color="C4CDD6" w:sz="4"/>
+              <w:left w:val="single" w:color="C4CDD6" w:sz="4"/>
+              <w:bottom w:val="single" w:color="C4CDD6" w:sz="4"/>
+              <w:right w:val="single" w:color="C4CDD6" w:sz="4"/>
+            </w:tcBorders>
+            <w:tcMar>
+              <w:top w:type="dxa" w:w="25"/>
+              <w:left w:type="dxa" w:w="70"/>
+              <w:bottom w:type="dxa" w:w="25"/>
+              <w:right w:type="dxa" w:w="70"/>
+            </w:tcMar>
+            <w:vAlign w:val="center"/>
+          </w:tcPr>
+          <w:p>
+            <w:pPr>
+              <w:spacing w:after="0"/>
+              <w:jc w:val="left"/>
+            </w:pPr>
+            <w:r>
+              <w:rPr>
+                <w:rFonts w:ascii="Malgun Gothic" w:cs="Malgun Gothic" w:eastAsia="Malgun Gothic" w:hAnsi="Malgun Gothic"/>
+                <w:color w:val="26303A"/>
+                <w:sz w:val="14"/>
+                <w:szCs w:val="14"/>
+              </w:rPr>
+              <w:t xml:space="preserve">크레디뷰 로그인 후 (배너·팝업)</w:t>
+            </w:r>
+          </w:p>
+        </w:tc>
+        <w:tc>
+          <w:tcPr>
+            <w:tcW w:type="dxa" w:w="1900"/>
+            <w:tcBorders>
+              <w:top w:val="single" w:color="C4CDD6" w:sz="4"/>
+              <w:left w:val="single" w:color="C4CDD6" w:sz="4"/>
+              <w:bottom w:val="single" w:color="C4CDD6" w:sz="4"/>
+              <w:right w:val="single" w:color="C4CDD6" w:sz="4"/>
+            </w:tcBorders>
+            <w:tcMar>
+              <w:top w:type="dxa" w:w="25"/>
+              <w:left w:type="dxa" w:w="70"/>
+              <w:bottom w:type="dxa" w:w="25"/>
+              <w:right w:type="dxa" w:w="70"/>
+            </w:tcMar>
+            <w:vAlign w:val="center"/>
+          </w:tcPr>
+          <w:p>
+            <w:pPr>
+              <w:spacing w:after="0"/>
+              <w:jc w:val="left"/>
+            </w:pPr>
+            <w:r>
+              <w:rPr>
+                <w:rFonts w:ascii="Malgun Gothic" w:cs="Malgun Gothic" w:eastAsia="Malgun Gothic" w:hAnsi="Malgun Gothic"/>
+                <w:color w:val="26303A"/>
+                <w:sz w:val="14"/>
+                <w:szCs w:val="14"/>
+              </w:rPr>
+              <w:t xml:space="preserve">개발팀</w:t>
+            </w:r>
+          </w:p>
+        </w:tc>
+        <w:tc>
+          <w:tcPr>
+            <w:tcW w:type="dxa" w:w="2400"/>
+            <w:tcBorders>
+              <w:top w:val="single" w:color="C4CDD6" w:sz="4"/>
+              <w:left w:val="single" w:color="C4CDD6" w:sz="4"/>
+              <w:bottom w:val="single" w:color="C4CDD6" w:sz="4"/>
+              <w:right w:val="single" w:color="C4CDD6" w:sz="4"/>
+            </w:tcBorders>
+            <w:tcMar>
+              <w:top w:type="dxa" w:w="25"/>
+              <w:left w:type="dxa" w:w="70"/>
+              <w:bottom w:type="dxa" w:w="25"/>
+              <w:right w:type="dxa" w:w="70"/>
+            </w:tcMar>
+            <w:vAlign w:val="center"/>
+          </w:tcPr>
+          <w:p>
+            <w:pPr>
+              <w:spacing w:after="0"/>
+              <w:jc w:val="left"/>
+            </w:pPr>
+            <w:r>
+              <w:rPr>
+                <w:rFonts w:ascii="Malgun Gothic" w:cs="Malgun Gothic" w:eastAsia="Malgun Gothic" w:hAnsi="Malgun Gothic"/>
+                <w:color w:val="5B6773"/>
+                <w:sz w:val="13"/>
+                <w:szCs w:val="13"/>
+              </w:rPr>
+              <w:t xml:space="preserve"/>
+            </w:r>
+          </w:p>
+        </w:tc>
+      </w:tr>
+      <w:tr>
+        <w:tc>
+          <w:tcPr>
+            <w:tcW w:type="dxa" w:w="1150"/>
+            <w:vMerge w:val="restart"/>
+            <w:tcBorders>
+              <w:top w:val="single" w:color="C4CDD6" w:sz="4"/>
+              <w:left w:val="single" w:color="C4CDD6" w:sz="4"/>
+              <w:bottom w:val="single" w:color="C4CDD6" w:sz="4"/>
+              <w:right w:val="single" w:color="C4CDD6" w:sz="4"/>
+            </w:tcBorders>
+            <w:shd w:fill="E0E6EC" w:val="clear"/>
+            <w:tcMar>
+              <w:top w:type="dxa" w:w="25"/>
+              <w:left w:type="dxa" w:w="70"/>
+              <w:bottom w:type="dxa" w:w="25"/>
+              <w:right w:type="dxa" w:w="70"/>
+            </w:tcMar>
+            <w:vAlign w:val="center"/>
+          </w:tcPr>
+          <w:p>
+            <w:pPr>
+              <w:spacing w:after="0"/>
+              <w:jc w:val="center"/>
+            </w:pPr>
+            <w:r>
+              <w:rPr>
+                <w:rFonts w:ascii="Malgun Gothic" w:cs="Malgun Gothic" w:eastAsia="Malgun Gothic" w:hAnsi="Malgun Gothic"/>
+                <w:b/>
+                <w:bCs/>
+                <w:color w:val="26303A"/>
+                <w:sz w:val="15"/>
+                <w:szCs w:val="15"/>
+              </w:rPr>
+              <w:t xml:space="preserve">광고</w:t>
+            </w:r>
+          </w:p>
+        </w:tc>
+        <w:tc>
+          <w:tcPr>
+            <w:tcW w:type="dxa" w:w="950"/>
+            <w:tcBorders>
+              <w:top w:val="single" w:color="C4CDD6" w:sz="4"/>
+              <w:left w:val="single" w:color="C4CDD6" w:sz="4"/>
+              <w:bottom w:val="single" w:color="C4CDD6" w:sz="4"/>
+              <w:right w:val="single" w:color="C4CDD6" w:sz="4"/>
+            </w:tcBorders>
+            <w:shd w:fill="EDF1F5" w:val="clear"/>
+            <w:tcMar>
+              <w:top w:type="dxa" w:w="25"/>
+              <w:left w:type="dxa" w:w="70"/>
+              <w:bottom w:type="dxa" w:w="25"/>
+              <w:right w:type="dxa" w:w="70"/>
+            </w:tcMar>
+            <w:vAlign w:val="center"/>
+          </w:tcPr>
+          <w:p>
+            <w:pPr>
+              <w:spacing w:after="0"/>
+              <w:jc w:val="center"/>
+            </w:pPr>
+            <w:r>
+              <w:rPr>
+                <w:rFonts w:ascii="Malgun Gothic" w:cs="Malgun Gothic" w:eastAsia="Malgun Gothic" w:hAnsi="Malgun Gothic"/>
+                <w:b/>
+                <w:bCs/>
+                <w:color w:val="3E5C76"/>
+                <w:sz w:val="14"/>
+                <w:szCs w:val="14"/>
+              </w:rPr>
+              <w:t xml:space="preserve">C10</w:t>
+            </w:r>
+          </w:p>
+        </w:tc>
+        <w:tc>
+          <w:tcPr>
+            <w:tcW w:type="dxa" w:w="3960"/>
+            <w:tcBorders>
+              <w:top w:val="single" w:color="C4CDD6" w:sz="4"/>
+              <w:left w:val="single" w:color="C4CDD6" w:sz="4"/>
+              <w:bottom w:val="single" w:color="C4CDD6" w:sz="4"/>
+              <w:right w:val="single" w:color="C4CDD6" w:sz="4"/>
+            </w:tcBorders>
+            <w:tcMar>
+              <w:top w:type="dxa" w:w="25"/>
+              <w:left w:type="dxa" w:w="70"/>
+              <w:bottom w:type="dxa" w:w="25"/>
+              <w:right w:type="dxa" w:w="70"/>
+            </w:tcMar>
+            <w:vAlign w:val="center"/>
+          </w:tcPr>
+          <w:p>
+            <w:pPr>
+              <w:spacing w:after="0"/>
+              <w:jc w:val="left"/>
+            </w:pPr>
+            <w:r>
+              <w:rPr>
+                <w:rFonts w:ascii="Malgun Gothic" w:cs="Malgun Gothic" w:eastAsia="Malgun Gothic" w:hAnsi="Malgun Gothic"/>
+                <w:color w:val="26303A"/>
+                <w:sz w:val="14"/>
+                <w:szCs w:val="14"/>
+              </w:rPr>
+              <w:t xml:space="preserve">메타 DA</w:t>
+            </w:r>
+          </w:p>
+        </w:tc>
+        <w:tc>
+          <w:tcPr>
+            <w:tcW w:type="dxa" w:w="1900"/>
+            <w:tcBorders>
+              <w:top w:val="single" w:color="C4CDD6" w:sz="4"/>
+              <w:left w:val="single" w:color="C4CDD6" w:sz="4"/>
+              <w:bottom w:val="single" w:color="C4CDD6" w:sz="4"/>
+              <w:right w:val="single" w:color="C4CDD6" w:sz="4"/>
+            </w:tcBorders>
+            <w:tcMar>
+              <w:top w:type="dxa" w:w="25"/>
+              <w:left w:type="dxa" w:w="70"/>
+              <w:bottom w:type="dxa" w:w="25"/>
+              <w:right w:type="dxa" w:w="70"/>
+            </w:tcMar>
+            <w:vAlign w:val="center"/>
+          </w:tcPr>
+          <w:p>
+            <w:pPr>
+              <w:spacing w:after="0"/>
+              <w:jc w:val="left"/>
+            </w:pPr>
+            <w:r>
+              <w:rPr>
+                <w:rFonts w:ascii="Malgun Gothic" w:cs="Malgun Gothic" w:eastAsia="Malgun Gothic" w:hAnsi="Malgun Gothic"/>
+                <w:color w:val="26303A"/>
+                <w:sz w:val="14"/>
+                <w:szCs w:val="14"/>
+              </w:rPr>
+              <w:t xml:space="preserve">마케팅</w:t>
+            </w:r>
+          </w:p>
+        </w:tc>
+        <w:tc>
+          <w:tcPr>
+            <w:tcW w:type="dxa" w:w="2400"/>
+            <w:tcBorders>
+              <w:top w:val="single" w:color="C4CDD6" w:sz="4"/>
+              <w:left w:val="single" w:color="C4CDD6" w:sz="4"/>
+              <w:bottom w:val="single" w:color="C4CDD6" w:sz="4"/>
+              <w:right w:val="single" w:color="C4CDD6" w:sz="4"/>
+            </w:tcBorders>
+            <w:tcMar>
+              <w:top w:type="dxa" w:w="25"/>
+              <w:left w:type="dxa" w:w="70"/>
+              <w:bottom w:type="dxa" w:w="25"/>
+              <w:right w:type="dxa" w:w="70"/>
+            </w:tcMar>
+            <w:vAlign w:val="center"/>
+          </w:tcPr>
+          <w:p>
+            <w:pPr>
+              <w:spacing w:after="0"/>
+              <w:jc w:val="left"/>
+            </w:pPr>
+            <w:r>
+              <w:rPr>
+                <w:rFonts w:ascii="Malgun Gothic" w:cs="Malgun Gothic" w:eastAsia="Malgun Gothic" w:hAnsi="Malgun Gothic"/>
+                <w:color w:val="5B6773"/>
+                <w:sz w:val="13"/>
+                <w:szCs w:val="13"/>
+              </w:rPr>
+              <w:t xml:space="preserve">광고 캠페인 세팅·집행, 종료 시 중단</w:t>
+            </w:r>
+          </w:p>
+        </w:tc>
+      </w:tr>
+      <w:tr>
+        <w:tc>
+          <w:tcPr>
+            <w:tcW w:type="dxa" w:w="1150"/>
+            <w:vMerge w:val="continue"/>
+            <w:tcBorders>
+              <w:top w:val="single" w:color="C4CDD6" w:sz="4"/>
+              <w:left w:val="single" w:color="C4CDD6" w:sz="4"/>
+              <w:bottom w:val="single" w:color="C4CDD6" w:sz="4"/>
+              <w:right w:val="single" w:color="C4CDD6" w:sz="4"/>
+            </w:tcBorders>
+            <w:shd w:fill="E0E6EC" w:val="clear"/>
+            <w:tcMar>
+              <w:top w:type="dxa" w:w="25"/>
+              <w:left w:type="dxa" w:w="70"/>
+              <w:bottom w:type="dxa" w:w="25"/>
+              <w:right w:type="dxa" w:w="70"/>
+            </w:tcMar>
+            <w:vAlign w:val="center"/>
+          </w:tcPr>
+          <w:p>
+            <w:pPr>
+              <w:spacing w:after="0"/>
+              <w:jc w:val="center"/>
+            </w:pPr>
+            <w:r>
+              <w:rPr>
+                <w:rFonts w:ascii="Malgun Gothic" w:cs="Malgun Gothic" w:eastAsia="Malgun Gothic" w:hAnsi="Malgun Gothic"/>
+                <w:b/>
+                <w:bCs/>
+                <w:color w:val="26303A"/>
+                <w:sz w:val="15"/>
+                <w:szCs w:val="15"/>
+              </w:rPr>
+              <w:t xml:space="preserve"/>
+            </w:r>
+          </w:p>
+        </w:tc>
+        <w:tc>
+          <w:tcPr>
+            <w:tcW w:type="dxa" w:w="950"/>
+            <w:tcBorders>
+              <w:top w:val="single" w:color="C4CDD6" w:sz="4"/>
+              <w:left w:val="single" w:color="C4CDD6" w:sz="4"/>
+              <w:bottom w:val="single" w:color="C4CDD6" w:sz="4"/>
+              <w:right w:val="single" w:color="C4CDD6" w:sz="4"/>
+            </w:tcBorders>
+            <w:shd w:fill="EDF1F5" w:val="clear"/>
+            <w:tcMar>
+              <w:top w:type="dxa" w:w="25"/>
+              <w:left w:type="dxa" w:w="70"/>
+              <w:bottom w:type="dxa" w:w="25"/>
+              <w:right w:type="dxa" w:w="70"/>
+            </w:tcMar>
+            <w:vAlign w:val="center"/>
+          </w:tcPr>
+          <w:p>
+            <w:pPr>
+              <w:spacing w:after="0"/>
+              <w:jc w:val="center"/>
+            </w:pPr>
+            <w:r>
+              <w:rPr>
+                <w:rFonts w:ascii="Malgun Gothic" w:cs="Malgun Gothic" w:eastAsia="Malgun Gothic" w:hAnsi="Malgun Gothic"/>
+                <w:b/>
+                <w:bCs/>
+                <w:color w:val="3E5C76"/>
+                <w:sz w:val="14"/>
+                <w:szCs w:val="14"/>
+              </w:rPr>
+              <w:t xml:space="preserve">C11</w:t>
+            </w:r>
+          </w:p>
+        </w:tc>
+        <w:tc>
+          <w:tcPr>
+            <w:tcW w:type="dxa" w:w="3960"/>
+            <w:tcBorders>
+              <w:top w:val="single" w:color="C4CDD6" w:sz="4"/>
+              <w:left w:val="single" w:color="C4CDD6" w:sz="4"/>
+              <w:bottom w:val="single" w:color="C4CDD6" w:sz="4"/>
+              <w:right w:val="single" w:color="C4CDD6" w:sz="4"/>
+            </w:tcBorders>
+            <w:tcMar>
+              <w:top w:type="dxa" w:w="25"/>
+              <w:left w:type="dxa" w:w="70"/>
+              <w:bottom w:type="dxa" w:w="25"/>
+              <w:right w:type="dxa" w:w="70"/>
+            </w:tcMar>
+            <w:vAlign w:val="center"/>
+          </w:tcPr>
+          <w:p>
+            <w:pPr>
+              <w:spacing w:after="0"/>
+              <w:jc w:val="left"/>
+            </w:pPr>
+            <w:r>
+              <w:rPr>
+                <w:rFonts w:ascii="Malgun Gothic" w:cs="Malgun Gothic" w:eastAsia="Malgun Gothic" w:hAnsi="Malgun Gothic"/>
+                <w:color w:val="26303A"/>
+                <w:sz w:val="14"/>
+                <w:szCs w:val="14"/>
+              </w:rPr>
+              <w:t xml:space="preserve">네이버 (DA·파워콘텐츠·파워링크·브랜드검색)</w:t>
+            </w:r>
+          </w:p>
+        </w:tc>
+        <w:tc>
+          <w:tcPr>
+            <w:tcW w:type="dxa" w:w="1900"/>
+            <w:tcBorders>
+              <w:top w:val="single" w:color="C4CDD6" w:sz="4"/>
+              <w:left w:val="single" w:color="C4CDD6" w:sz="4"/>
+              <w:bottom w:val="single" w:color="C4CDD6" w:sz="4"/>
+              <w:right w:val="single" w:color="C4CDD6" w:sz="4"/>
+            </w:tcBorders>
+            <w:tcMar>
+              <w:top w:type="dxa" w:w="25"/>
+              <w:left w:type="dxa" w:w="70"/>
+              <w:bottom w:type="dxa" w:w="25"/>
+              <w:right w:type="dxa" w:w="70"/>
+            </w:tcMar>
+            <w:vAlign w:val="center"/>
+          </w:tcPr>
+          <w:p>
+            <w:pPr>
+              <w:spacing w:after="0"/>
+              <w:jc w:val="left"/>
+            </w:pPr>
+            <w:r>
+              <w:rPr>
+                <w:rFonts w:ascii="Malgun Gothic" w:cs="Malgun Gothic" w:eastAsia="Malgun Gothic" w:hAnsi="Malgun Gothic"/>
+                <w:color w:val="26303A"/>
+                <w:sz w:val="14"/>
+                <w:szCs w:val="14"/>
+              </w:rPr>
+              <w:t xml:space="preserve">마케팅</w:t>
+            </w:r>
+          </w:p>
+        </w:tc>
+        <w:tc>
+          <w:tcPr>
+            <w:tcW w:type="dxa" w:w="2400"/>
+            <w:tcBorders>
+              <w:top w:val="single" w:color="C4CDD6" w:sz="4"/>
+              <w:left w:val="single" w:color="C4CDD6" w:sz="4"/>
+              <w:bottom w:val="single" w:color="C4CDD6" w:sz="4"/>
+              <w:right w:val="single" w:color="C4CDD6" w:sz="4"/>
+            </w:tcBorders>
+            <w:tcMar>
+              <w:top w:type="dxa" w:w="25"/>
+              <w:left w:type="dxa" w:w="70"/>
+              <w:bottom w:type="dxa" w:w="25"/>
+              <w:right w:type="dxa" w:w="70"/>
+            </w:tcMar>
+            <w:vAlign w:val="center"/>
+          </w:tcPr>
+          <w:p>
+            <w:pPr>
+              <w:spacing w:after="0"/>
+              <w:jc w:val="left"/>
+            </w:pPr>
+            <w:r>
+              <w:rPr>
+                <w:rFonts w:ascii="Malgun Gothic" w:cs="Malgun Gothic" w:eastAsia="Malgun Gothic" w:hAnsi="Malgun Gothic"/>
+                <w:color w:val="5B6773"/>
+                <w:sz w:val="13"/>
+                <w:szCs w:val="13"/>
+              </w:rPr>
+              <w:t xml:space="preserve"/>
+            </w:r>
+          </w:p>
+        </w:tc>
+      </w:tr>
+      <w:tr>
+        <w:tc>
+          <w:tcPr>
+            <w:tcW w:type="dxa" w:w="1150"/>
+            <w:vMerge w:val="continue"/>
+            <w:tcBorders>
+              <w:top w:val="single" w:color="C4CDD6" w:sz="4"/>
+              <w:left w:val="single" w:color="C4CDD6" w:sz="4"/>
+              <w:bottom w:val="single" w:color="C4CDD6" w:sz="4"/>
+              <w:right w:val="single" w:color="C4CDD6" w:sz="4"/>
+            </w:tcBorders>
+            <w:shd w:fill="E0E6EC" w:val="clear"/>
+            <w:tcMar>
+              <w:top w:type="dxa" w:w="25"/>
+              <w:left w:type="dxa" w:w="70"/>
+              <w:bottom w:type="dxa" w:w="25"/>
+              <w:right w:type="dxa" w:w="70"/>
+            </w:tcMar>
+            <w:vAlign w:val="center"/>
+          </w:tcPr>
+          <w:p>
+            <w:pPr>
+              <w:spacing w:after="0"/>
+              <w:jc w:val="center"/>
+            </w:pPr>
+            <w:r>
+              <w:rPr>
+                <w:rFonts w:ascii="Malgun Gothic" w:cs="Malgun Gothic" w:eastAsia="Malgun Gothic" w:hAnsi="Malgun Gothic"/>
+                <w:b/>
+                <w:bCs/>
+                <w:color w:val="26303A"/>
+                <w:sz w:val="15"/>
+                <w:szCs w:val="15"/>
+              </w:rPr>
+              <w:t xml:space="preserve"/>
+            </w:r>
+          </w:p>
+        </w:tc>
+        <w:tc>
+          <w:tcPr>
+            <w:tcW w:type="dxa" w:w="950"/>
+            <w:tcBorders>
+              <w:top w:val="single" w:color="C4CDD6" w:sz="4"/>
+              <w:left w:val="single" w:color="C4CDD6" w:sz="4"/>
+              <w:bottom w:val="single" w:color="C4CDD6" w:sz="4"/>
+              <w:right w:val="single" w:color="C4CDD6" w:sz="4"/>
+            </w:tcBorders>
+            <w:shd w:fill="EDF1F5" w:val="clear"/>
+            <w:tcMar>
+              <w:top w:type="dxa" w:w="25"/>
+              <w:left w:type="dxa" w:w="70"/>
+              <w:bottom w:type="dxa" w:w="25"/>
+              <w:right w:type="dxa" w:w="70"/>
+            </w:tcMar>
+            <w:vAlign w:val="center"/>
+          </w:tcPr>
+          <w:p>
+            <w:pPr>
+              <w:spacing w:after="0"/>
+              <w:jc w:val="center"/>
+            </w:pPr>
+            <w:r>
+              <w:rPr>
+                <w:rFonts w:ascii="Malgun Gothic" w:cs="Malgun Gothic" w:eastAsia="Malgun Gothic" w:hAnsi="Malgun Gothic"/>
+                <w:b/>
+                <w:bCs/>
+                <w:color w:val="3E5C76"/>
+                <w:sz w:val="14"/>
+                <w:szCs w:val="14"/>
+              </w:rPr>
+              <w:t xml:space="preserve">C12</w:t>
+            </w:r>
+          </w:p>
+        </w:tc>
+        <w:tc>
+          <w:tcPr>
+            <w:tcW w:type="dxa" w:w="3960"/>
+            <w:tcBorders>
+              <w:top w:val="single" w:color="C4CDD6" w:sz="4"/>
+              <w:left w:val="single" w:color="C4CDD6" w:sz="4"/>
+              <w:bottom w:val="single" w:color="C4CDD6" w:sz="4"/>
+              <w:right w:val="single" w:color="C4CDD6" w:sz="4"/>
+            </w:tcBorders>
+            <w:tcMar>
+              <w:top w:type="dxa" w:w="25"/>
+              <w:left w:type="dxa" w:w="70"/>
+              <w:bottom w:type="dxa" w:w="25"/>
+              <w:right w:type="dxa" w:w="70"/>
+            </w:tcMar>
+            <w:vAlign w:val="center"/>
+          </w:tcPr>
+          <w:p>
+            <w:pPr>
+              <w:spacing w:after="0"/>
+              <w:jc w:val="left"/>
+            </w:pPr>
+            <w:r>
+              <w:rPr>
+                <w:rFonts w:ascii="Malgun Gothic" w:cs="Malgun Gothic" w:eastAsia="Malgun Gothic" w:hAnsi="Malgun Gothic"/>
+                <w:color w:val="26303A"/>
+                <w:sz w:val="14"/>
+                <w:szCs w:val="14"/>
+              </w:rPr>
+              <w:t xml:space="preserve">구글 (DA·키워드 광고)</w:t>
+            </w:r>
+          </w:p>
+        </w:tc>
+        <w:tc>
+          <w:tcPr>
+            <w:tcW w:type="dxa" w:w="1900"/>
+            <w:tcBorders>
+              <w:top w:val="single" w:color="C4CDD6" w:sz="4"/>
+              <w:left w:val="single" w:color="C4CDD6" w:sz="4"/>
+              <w:bottom w:val="single" w:color="C4CDD6" w:sz="4"/>
+              <w:right w:val="single" w:color="C4CDD6" w:sz="4"/>
+            </w:tcBorders>
+            <w:tcMar>
+              <w:top w:type="dxa" w:w="25"/>
+              <w:left w:type="dxa" w:w="70"/>
+              <w:bottom w:type="dxa" w:w="25"/>
+              <w:right w:type="dxa" w:w="70"/>
+            </w:tcMar>
+            <w:vAlign w:val="center"/>
+          </w:tcPr>
+          <w:p>
+            <w:pPr>
+              <w:spacing w:after="0"/>
+              <w:jc w:val="left"/>
+            </w:pPr>
+            <w:r>
+              <w:rPr>
+                <w:rFonts w:ascii="Malgun Gothic" w:cs="Malgun Gothic" w:eastAsia="Malgun Gothic" w:hAnsi="Malgun Gothic"/>
+                <w:color w:val="26303A"/>
+                <w:sz w:val="14"/>
+                <w:szCs w:val="14"/>
+              </w:rPr>
+              <w:t xml:space="preserve">마케팅</w:t>
+            </w:r>
+          </w:p>
+        </w:tc>
+        <w:tc>
+          <w:tcPr>
+            <w:tcW w:type="dxa" w:w="2400"/>
+            <w:tcBorders>
+              <w:top w:val="single" w:color="C4CDD6" w:sz="4"/>
+              <w:left w:val="single" w:color="C4CDD6" w:sz="4"/>
+              <w:bottom w:val="single" w:color="C4CDD6" w:sz="4"/>
+              <w:right w:val="single" w:color="C4CDD6" w:sz="4"/>
+            </w:tcBorders>
+            <w:tcMar>
+              <w:top w:type="dxa" w:w="25"/>
+              <w:left w:type="dxa" w:w="70"/>
+              <w:bottom w:type="dxa" w:w="25"/>
+              <w:right w:type="dxa" w:w="70"/>
+            </w:tcMar>
+            <w:vAlign w:val="center"/>
+          </w:tcPr>
+          <w:p>
+            <w:pPr>
+              <w:spacing w:after="0"/>
+              <w:jc w:val="left"/>
+            </w:pPr>
+            <w:r>
+              <w:rPr>
+                <w:rFonts w:ascii="Malgun Gothic" w:cs="Malgun Gothic" w:eastAsia="Malgun Gothic" w:hAnsi="Malgun Gothic"/>
+                <w:color w:val="5B6773"/>
+                <w:sz w:val="13"/>
+                <w:szCs w:val="13"/>
+              </w:rPr>
+              <w:t xml:space="preserve"/>
+            </w:r>
+          </w:p>
+        </w:tc>
+      </w:tr>
+      <w:tr>
+        <w:tc>
+          <w:tcPr>
+            <w:tcW w:type="dxa" w:w="1150"/>
+            <w:vMerge w:val="continue"/>
+            <w:tcBorders>
+              <w:top w:val="single" w:color="C4CDD6" w:sz="4"/>
+              <w:left w:val="single" w:color="C4CDD6" w:sz="4"/>
+              <w:bottom w:val="single" w:color="C4CDD6" w:sz="4"/>
+              <w:right w:val="single" w:color="C4CDD6" w:sz="4"/>
+            </w:tcBorders>
+            <w:shd w:fill="E0E6EC" w:val="clear"/>
+            <w:tcMar>
+              <w:top w:type="dxa" w:w="25"/>
+              <w:left w:type="dxa" w:w="70"/>
+              <w:bottom w:type="dxa" w:w="25"/>
+              <w:right w:type="dxa" w:w="70"/>
+            </w:tcMar>
+            <w:vAlign w:val="center"/>
+          </w:tcPr>
+          <w:p>
+            <w:pPr>
+              <w:spacing w:after="0"/>
+              <w:jc w:val="center"/>
+            </w:pPr>
+            <w:r>
+              <w:rPr>
+                <w:rFonts w:ascii="Malgun Gothic" w:cs="Malgun Gothic" w:eastAsia="Malgun Gothic" w:hAnsi="Malgun Gothic"/>
+                <w:b/>
+                <w:bCs/>
+                <w:color w:val="26303A"/>
+                <w:sz w:val="15"/>
+                <w:szCs w:val="15"/>
+              </w:rPr>
+              <w:t xml:space="preserve"/>
+            </w:r>
+          </w:p>
+        </w:tc>
+        <w:tc>
+          <w:tcPr>
+            <w:tcW w:type="dxa" w:w="950"/>
+            <w:tcBorders>
+              <w:top w:val="single" w:color="C4CDD6" w:sz="4"/>
+              <w:left w:val="single" w:color="C4CDD6" w:sz="4"/>
+              <w:bottom w:val="single" w:color="C4CDD6" w:sz="4"/>
+              <w:right w:val="single" w:color="C4CDD6" w:sz="4"/>
+            </w:tcBorders>
+            <w:shd w:fill="EDF1F5" w:val="clear"/>
+            <w:tcMar>
+              <w:top w:type="dxa" w:w="25"/>
+              <w:left w:type="dxa" w:w="70"/>
+              <w:bottom w:type="dxa" w:w="25"/>
+              <w:right w:type="dxa" w:w="70"/>
+            </w:tcMar>
+            <w:vAlign w:val="center"/>
+          </w:tcPr>
+          <w:p>
+            <w:pPr>
+              <w:spacing w:after="0"/>
+              <w:jc w:val="center"/>
+            </w:pPr>
+            <w:r>
+              <w:rPr>
+                <w:rFonts w:ascii="Malgun Gothic" w:cs="Malgun Gothic" w:eastAsia="Malgun Gothic" w:hAnsi="Malgun Gothic"/>
+                <w:b/>
+                <w:bCs/>
+                <w:color w:val="3E5C76"/>
+                <w:sz w:val="14"/>
+                <w:szCs w:val="14"/>
+              </w:rPr>
+              <w:t xml:space="preserve">C13</w:t>
+            </w:r>
+          </w:p>
+        </w:tc>
+        <w:tc>
+          <w:tcPr>
+            <w:tcW w:type="dxa" w:w="3960"/>
+            <w:tcBorders>
+              <w:top w:val="single" w:color="C4CDD6" w:sz="4"/>
+              <w:left w:val="single" w:color="C4CDD6" w:sz="4"/>
+              <w:bottom w:val="single" w:color="C4CDD6" w:sz="4"/>
+              <w:right w:val="single" w:color="C4CDD6" w:sz="4"/>
+            </w:tcBorders>
+            <w:tcMar>
+              <w:top w:type="dxa" w:w="25"/>
+              <w:left w:type="dxa" w:w="70"/>
+              <w:bottom w:type="dxa" w:w="25"/>
+              <w:right w:type="dxa" w:w="70"/>
+            </w:tcMar>
+            <w:vAlign w:val="center"/>
+          </w:tcPr>
+          <w:p>
+            <w:pPr>
+              <w:spacing w:after="0"/>
+              <w:jc w:val="left"/>
+            </w:pPr>
+            <w:r>
+              <w:rPr>
+                <w:rFonts w:ascii="Malgun Gothic" w:cs="Malgun Gothic" w:eastAsia="Malgun Gothic" w:hAnsi="Malgun Gothic"/>
+                <w:color w:val="26303A"/>
+                <w:sz w:val="14"/>
+                <w:szCs w:val="14"/>
+              </w:rPr>
+              <w:t xml:space="preserve">네이버 블로그 바이럴 (티블·인링크 배포)</w:t>
+            </w:r>
+          </w:p>
+        </w:tc>
+        <w:tc>
+          <w:tcPr>
+            <w:tcW w:type="dxa" w:w="1900"/>
+            <w:tcBorders>
+              <w:top w:val="single" w:color="C4CDD6" w:sz="4"/>
+              <w:left w:val="single" w:color="C4CDD6" w:sz="4"/>
+              <w:bottom w:val="single" w:color="C4CDD6" w:sz="4"/>
+              <w:right w:val="single" w:color="C4CDD6" w:sz="4"/>
+            </w:tcBorders>
+            <w:tcMar>
+              <w:top w:type="dxa" w:w="25"/>
+              <w:left w:type="dxa" w:w="70"/>
+              <w:bottom w:type="dxa" w:w="25"/>
+              <w:right w:type="dxa" w:w="70"/>
+            </w:tcMar>
+            <w:vAlign w:val="center"/>
+          </w:tcPr>
+          <w:p>
+            <w:pPr>
+              <w:spacing w:after="0"/>
+              <w:jc w:val="left"/>
+            </w:pPr>
+            <w:r>
+              <w:rPr>
+                <w:rFonts w:ascii="Malgun Gothic" w:cs="Malgun Gothic" w:eastAsia="Malgun Gothic" w:hAnsi="Malgun Gothic"/>
+                <w:color w:val="26303A"/>
+                <w:sz w:val="14"/>
+                <w:szCs w:val="14"/>
+              </w:rPr>
+              <w:t xml:space="preserve">마케팅</w:t>
+            </w:r>
+          </w:p>
+        </w:tc>
+        <w:tc>
+          <w:tcPr>
+            <w:tcW w:type="dxa" w:w="2400"/>
+            <w:tcBorders>
+              <w:top w:val="single" w:color="C4CDD6" w:sz="4"/>
+              <w:left w:val="single" w:color="C4CDD6" w:sz="4"/>
+              <w:bottom w:val="single" w:color="C4CDD6" w:sz="4"/>
+              <w:right w:val="single" w:color="C4CDD6" w:sz="4"/>
+            </w:tcBorders>
+            <w:tcMar>
+              <w:top w:type="dxa" w:w="25"/>
+              <w:left w:type="dxa" w:w="70"/>
+              <w:bottom w:type="dxa" w:w="25"/>
+              <w:right w:type="dxa" w:w="70"/>
+            </w:tcMar>
+            <w:vAlign w:val="center"/>
+          </w:tcPr>
+          <w:p>
+            <w:pPr>
+              <w:spacing w:after="0"/>
+              <w:jc w:val="left"/>
+            </w:pPr>
+            <w:r>
+              <w:rPr>
+                <w:rFonts w:ascii="Malgun Gothic" w:cs="Malgun Gothic" w:eastAsia="Malgun Gothic" w:hAnsi="Malgun Gothic"/>
+                <w:color w:val="5B6773"/>
+                <w:sz w:val="13"/>
+                <w:szCs w:val="13"/>
+              </w:rPr>
+              <w:t xml:space="preserve">배포 가이드 제작 필요</w:t>
+            </w:r>
+          </w:p>
+        </w:tc>
+      </w:tr>
+      <w:tr>
+        <w:tc>
+          <w:tcPr>
+            <w:tcW w:type="dxa" w:w="1150"/>
+            <w:vMerge w:val="restart"/>
+            <w:tcBorders>
+              <w:top w:val="single" w:color="C4CDD6" w:sz="4"/>
+              <w:left w:val="single" w:color="C4CDD6" w:sz="4"/>
+              <w:bottom w:val="single" w:color="C4CDD6" w:sz="4"/>
+              <w:right w:val="single" w:color="C4CDD6" w:sz="4"/>
+            </w:tcBorders>
+            <w:shd w:fill="E0E6EC" w:val="clear"/>
+            <w:tcMar>
+              <w:top w:type="dxa" w:w="25"/>
+              <w:left w:type="dxa" w:w="70"/>
+              <w:bottom w:type="dxa" w:w="25"/>
+              <w:right w:type="dxa" w:w="70"/>
+            </w:tcMar>
+            <w:vAlign w:val="center"/>
+          </w:tcPr>
+          <w:p>
+            <w:pPr>
+              <w:spacing w:after="0"/>
+              <w:jc w:val="center"/>
+            </w:pPr>
+            <w:r>
+              <w:rPr>
+                <w:rFonts w:ascii="Malgun Gothic" w:cs="Malgun Gothic" w:eastAsia="Malgun Gothic" w:hAnsi="Malgun Gothic"/>
+                <w:b/>
+                <w:bCs/>
+                <w:color w:val="26303A"/>
+                <w:sz w:val="15"/>
+                <w:szCs w:val="15"/>
+              </w:rPr>
+              <w:t xml:space="preserve">협회</w:t>
+            </w:r>
+          </w:p>
+        </w:tc>
+        <w:tc>
+          <w:tcPr>
+            <w:tcW w:type="dxa" w:w="950"/>
+            <w:tcBorders>
+              <w:top w:val="single" w:color="C4CDD6" w:sz="4"/>
+              <w:left w:val="single" w:color="C4CDD6" w:sz="4"/>
+              <w:bottom w:val="single" w:color="C4CDD6" w:sz="4"/>
+              <w:right w:val="single" w:color="C4CDD6" w:sz="4"/>
+            </w:tcBorders>
+            <w:shd w:fill="EDF1F5" w:val="clear"/>
+            <w:tcMar>
+              <w:top w:type="dxa" w:w="25"/>
+              <w:left w:type="dxa" w:w="70"/>
+              <w:bottom w:type="dxa" w:w="25"/>
+              <w:right w:type="dxa" w:w="70"/>
+            </w:tcMar>
+            <w:vAlign w:val="center"/>
+          </w:tcPr>
+          <w:p>
+            <w:pPr>
+              <w:spacing w:after="0"/>
+              <w:jc w:val="center"/>
+            </w:pPr>
+            <w:r>
+              <w:rPr>
+                <w:rFonts w:ascii="Malgun Gothic" w:cs="Malgun Gothic" w:eastAsia="Malgun Gothic" w:hAnsi="Malgun Gothic"/>
+                <w:b/>
+                <w:bCs/>
+                <w:color w:val="3E5C76"/>
+                <w:sz w:val="14"/>
+                <w:szCs w:val="14"/>
+              </w:rPr>
+              <w:t xml:space="preserve">C14</w:t>
+            </w:r>
+          </w:p>
+        </w:tc>
+        <w:tc>
+          <w:tcPr>
+            <w:tcW w:type="dxa" w:w="3960"/>
+            <w:tcBorders>
+              <w:top w:val="single" w:color="C4CDD6" w:sz="4"/>
+              <w:left w:val="single" w:color="C4CDD6" w:sz="4"/>
+              <w:bottom w:val="single" w:color="C4CDD6" w:sz="4"/>
+              <w:right w:val="single" w:color="C4CDD6" w:sz="4"/>
+            </w:tcBorders>
+            <w:tcMar>
+              <w:top w:type="dxa" w:w="25"/>
+              <w:left w:type="dxa" w:w="70"/>
+              <w:bottom w:type="dxa" w:w="25"/>
+              <w:right w:type="dxa" w:w="70"/>
+            </w:tcMar>
+            <w:vAlign w:val="center"/>
+          </w:tcPr>
+          <w:p>
+            <w:pPr>
+              <w:spacing w:after="0"/>
+              <w:jc w:val="left"/>
+            </w:pPr>
+            <w:r>
+              <w:rPr>
+                <w:rFonts w:ascii="Malgun Gothic" w:cs="Malgun Gothic" w:eastAsia="Malgun Gothic" w:hAnsi="Malgun Gothic"/>
+                <w:color w:val="26303A"/>
+                <w:sz w:val="14"/>
+                <w:szCs w:val="14"/>
+              </w:rPr>
+              <w:t xml:space="preserve">협회 노출 (배너·팝업)</w:t>
+            </w:r>
+          </w:p>
+        </w:tc>
+        <w:tc>
+          <w:tcPr>
+            <w:tcW w:type="dxa" w:w="1900"/>
+            <w:tcBorders>
+              <w:top w:val="single" w:color="C4CDD6" w:sz="4"/>
+              <w:left w:val="single" w:color="C4CDD6" w:sz="4"/>
+              <w:bottom w:val="single" w:color="C4CDD6" w:sz="4"/>
+              <w:right w:val="single" w:color="C4CDD6" w:sz="4"/>
+            </w:tcBorders>
+            <w:tcMar>
+              <w:top w:type="dxa" w:w="25"/>
+              <w:left w:type="dxa" w:w="70"/>
+              <w:bottom w:type="dxa" w:w="25"/>
+              <w:right w:type="dxa" w:w="70"/>
+            </w:tcMar>
+            <w:vAlign w:val="center"/>
+          </w:tcPr>
+          <w:p>
+            <w:pPr>
+              <w:spacing w:after="0"/>
+              <w:jc w:val="left"/>
+            </w:pPr>
+            <w:r>
+              <w:rPr>
+                <w:rFonts w:ascii="Malgun Gothic" w:cs="Malgun Gothic" w:eastAsia="Malgun Gothic" w:hAnsi="Malgun Gothic"/>
+                <w:color w:val="26303A"/>
+                <w:sz w:val="14"/>
+                <w:szCs w:val="14"/>
+              </w:rPr>
+              <w:t xml:space="preserve">협회</w:t>
+            </w:r>
+          </w:p>
+        </w:tc>
+        <w:tc>
+          <w:tcPr>
+            <w:tcW w:type="dxa" w:w="2400"/>
+            <w:tcBorders>
+              <w:top w:val="single" w:color="C4CDD6" w:sz="4"/>
+              <w:left w:val="single" w:color="C4CDD6" w:sz="4"/>
+              <w:bottom w:val="single" w:color="C4CDD6" w:sz="4"/>
+              <w:right w:val="single" w:color="C4CDD6" w:sz="4"/>
+            </w:tcBorders>
+            <w:tcMar>
+              <w:top w:type="dxa" w:w="25"/>
+              <w:left w:type="dxa" w:w="70"/>
+              <w:bottom w:type="dxa" w:w="25"/>
+              <w:right w:type="dxa" w:w="70"/>
+            </w:tcMar>
+            <w:vAlign w:val="center"/>
+          </w:tcPr>
+          <w:p>
+            <w:pPr>
+              <w:spacing w:after="0"/>
+              <w:jc w:val="left"/>
+            </w:pPr>
+            <w:r>
+              <w:rPr>
+                <w:rFonts w:ascii="Malgun Gothic" w:cs="Malgun Gothic" w:eastAsia="Malgun Gothic" w:hAnsi="Malgun Gothic"/>
+                <w:color w:val="5B6773"/>
+                <w:sz w:val="13"/>
+                <w:szCs w:val="13"/>
+              </w:rPr>
+              <w:t xml:space="preserve">협회별로 배너·팝업 제작하여 배포</w:t>
+            </w:r>
+          </w:p>
+        </w:tc>
+      </w:tr>
+    </w:tbl>
+    <w:p>
+      <w:pPr>
+        <w:pBdr>
+          <w:bottom w:val="single" w:color="3E5C76" w:sz="6"/>
+        </w:pBdr>
+        <w:spacing w:after="60" w:before="130"/>
+      </w:pPr>
+      <w:r>
+        <w:rPr>
+          <w:rFonts w:ascii="Malgun Gothic" w:cs="Malgun Gothic" w:eastAsia="Malgun Gothic" w:hAnsi="Malgun Gothic"/>
+          <w:b/>
+          <w:bCs/>
+          <w:color w:val="3E5C76"/>
+          <w:sz w:val="20"/>
+          <w:szCs w:val="20"/>
+        </w:rPr>
+        <w:t xml:space="preserve">4. 자동 규칙</w:t>
       </w:r>
     </w:p>
     <w:tbl>
